--- a/Dokumentation Modul 122.docx
+++ b/Dokumentation Modul 122.docx
@@ -69,6 +69,1588 @@
         <w:jc w:val="both"/>
       </w:pPr>
       <w:r>
+        <w:t>Grundlagen:</w:t>
+      </w:r>
+    </w:p>
+    <w:p>
+      <w:pPr>
+        <w:jc w:val="both"/>
+      </w:pPr>
+      <w:r>
+        <w:t>Teil 1: Linux-Basics &amp; Befehle</w:t>
+      </w:r>
+    </w:p>
+    <w:p>
+      <w:pPr>
+        <w:jc w:val="both"/>
+      </w:pPr>
+      <w:r>
+        <w:t>Die Shell-Umgebung</w:t>
+      </w:r>
+    </w:p>
+    <w:p>
+      <w:pPr>
+        <w:numPr>
+          <w:ilvl w:val="0"/>
+          <w:numId w:val="2"/>
+        </w:numPr>
+        <w:jc w:val="both"/>
+      </w:pPr>
+      <w:r>
+        <w:t xml:space="preserve">Prompt: Standardformat </w:t>
+      </w:r>
+      <w:proofErr w:type="spellStart"/>
+      <w:r>
+        <w:t>Nutzer@</w:t>
+      </w:r>
+      <w:proofErr w:type="gramStart"/>
+      <w:r>
+        <w:t>Host:Verzeichnis</w:t>
+      </w:r>
+      <w:proofErr w:type="spellEnd"/>
+      <w:proofErr w:type="gramEnd"/>
+      <w:r>
+        <w:t xml:space="preserve"> $ (Änderbar via $PS1).</w:t>
+      </w:r>
+    </w:p>
+    <w:p>
+      <w:pPr>
+        <w:numPr>
+          <w:ilvl w:val="0"/>
+          <w:numId w:val="2"/>
+        </w:numPr>
+        <w:jc w:val="both"/>
+      </w:pPr>
+      <w:r>
+        <w:t>~ (Tilde): Kürzel für das Home-Verzeichnis (/</w:t>
+      </w:r>
+      <w:proofErr w:type="spellStart"/>
+      <w:r>
+        <w:t>home</w:t>
+      </w:r>
+      <w:proofErr w:type="spellEnd"/>
+      <w:r>
+        <w:t>/</w:t>
+      </w:r>
+      <w:proofErr w:type="spellStart"/>
+      <w:r>
+        <w:t>nutzer</w:t>
+      </w:r>
+      <w:proofErr w:type="spellEnd"/>
+      <w:r>
+        <w:t xml:space="preserve"> oder /root).</w:t>
+      </w:r>
+    </w:p>
+    <w:p>
+      <w:pPr>
+        <w:numPr>
+          <w:ilvl w:val="0"/>
+          <w:numId w:val="2"/>
+        </w:numPr>
+        <w:jc w:val="both"/>
+      </w:pPr>
+      <w:r>
+        <w:t>; (Semikolon): Befehle nacheinander ausführen (Sequenz).</w:t>
+      </w:r>
+    </w:p>
+    <w:p>
+      <w:pPr>
+        <w:numPr>
+          <w:ilvl w:val="0"/>
+          <w:numId w:val="2"/>
+        </w:numPr>
+        <w:jc w:val="both"/>
+      </w:pPr>
+      <w:r>
+        <w:t>| (Pipe): Ausgabe von Befehl A als Eingabe für Befehl B nutzen.</w:t>
+      </w:r>
+    </w:p>
+    <w:p>
+      <w:pPr>
+        <w:numPr>
+          <w:ilvl w:val="0"/>
+          <w:numId w:val="2"/>
+        </w:numPr>
+        <w:jc w:val="both"/>
+      </w:pPr>
+      <w:r>
+        <w:t># (Hashtag): Leitet einen Kommentar ein.</w:t>
+      </w:r>
+    </w:p>
+    <w:p>
+      <w:pPr>
+        <w:numPr>
+          <w:ilvl w:val="0"/>
+          <w:numId w:val="2"/>
+        </w:numPr>
+        <w:jc w:val="both"/>
+      </w:pPr>
+      <w:r>
+        <w:t>\ (Backslash): Zeilenumbruch im Befehl oder Maskierung von Sonderzeichen.</w:t>
+      </w:r>
+    </w:p>
+    <w:p>
+      <w:pPr>
+        <w:numPr>
+          <w:ilvl w:val="0"/>
+          <w:numId w:val="2"/>
+        </w:numPr>
+        <w:jc w:val="both"/>
+      </w:pPr>
+      <w:r>
+        <w:t>&amp; (</w:t>
+      </w:r>
+      <w:proofErr w:type="spellStart"/>
+      <w:r>
+        <w:t>Ampersand</w:t>
+      </w:r>
+      <w:proofErr w:type="spellEnd"/>
+      <w:r>
+        <w:t>): Befehl im Hintergrund ausführen.</w:t>
+      </w:r>
+    </w:p>
+    <w:p>
+      <w:pPr>
+        <w:jc w:val="both"/>
+      </w:pPr>
+      <w:r>
+        <w:t>Hilfe &amp; Navigation</w:t>
+      </w:r>
+    </w:p>
+    <w:p>
+      <w:pPr>
+        <w:numPr>
+          <w:ilvl w:val="0"/>
+          <w:numId w:val="3"/>
+        </w:numPr>
+        <w:jc w:val="both"/>
+      </w:pPr>
+      <w:proofErr w:type="spellStart"/>
+      <w:r>
+        <w:t>history</w:t>
+      </w:r>
+      <w:proofErr w:type="spellEnd"/>
+      <w:r>
+        <w:t>: Liste der zuletzt verwendeten Befehle.</w:t>
+      </w:r>
+    </w:p>
+    <w:p>
+      <w:pPr>
+        <w:numPr>
+          <w:ilvl w:val="0"/>
+          <w:numId w:val="3"/>
+        </w:numPr>
+        <w:jc w:val="both"/>
+      </w:pPr>
+      <w:r>
+        <w:t>TAB: Autovervollständigung (2x TAB zeigt alle Möglichkeiten).</w:t>
+      </w:r>
+    </w:p>
+    <w:p>
+      <w:pPr>
+        <w:numPr>
+          <w:ilvl w:val="0"/>
+          <w:numId w:val="3"/>
+        </w:numPr>
+        <w:jc w:val="both"/>
+      </w:pPr>
+      <w:r>
+        <w:t xml:space="preserve">man / </w:t>
+      </w:r>
+      <w:proofErr w:type="spellStart"/>
+      <w:r>
+        <w:t>info</w:t>
+      </w:r>
+      <w:proofErr w:type="spellEnd"/>
+      <w:r>
+        <w:t>: Handbuch/Hilfeseite öffnen. Syntax: man &lt;</w:t>
+      </w:r>
+      <w:proofErr w:type="spellStart"/>
+      <w:r>
+        <w:t>befehl</w:t>
+      </w:r>
+      <w:proofErr w:type="spellEnd"/>
+      <w:r>
+        <w:t>&gt;.</w:t>
+      </w:r>
+    </w:p>
+    <w:p>
+      <w:pPr>
+        <w:numPr>
+          <w:ilvl w:val="0"/>
+          <w:numId w:val="3"/>
+        </w:numPr>
+        <w:jc w:val="both"/>
+      </w:pPr>
+      <w:proofErr w:type="spellStart"/>
+      <w:r>
+        <w:t>whatis</w:t>
+      </w:r>
+      <w:proofErr w:type="spellEnd"/>
+      <w:r>
+        <w:t>: Kurzbeschreibung eines Befehls.</w:t>
+      </w:r>
+    </w:p>
+    <w:p>
+      <w:pPr>
+        <w:numPr>
+          <w:ilvl w:val="0"/>
+          <w:numId w:val="3"/>
+        </w:numPr>
+        <w:jc w:val="both"/>
+      </w:pPr>
+      <w:r>
+        <w:t>apropos: Sucht in Hilfeseiten nach Stichworten.</w:t>
+      </w:r>
+    </w:p>
+    <w:p>
+      <w:pPr>
+        <w:numPr>
+          <w:ilvl w:val="0"/>
+          <w:numId w:val="3"/>
+        </w:numPr>
+        <w:jc w:val="both"/>
+      </w:pPr>
+      <w:proofErr w:type="spellStart"/>
+      <w:r>
+        <w:t>which</w:t>
+      </w:r>
+      <w:proofErr w:type="spellEnd"/>
+      <w:r>
+        <w:t>: Zeigt den Pfad einer Programmdatei an.</w:t>
+      </w:r>
+    </w:p>
+    <w:p>
+      <w:pPr>
+        <w:jc w:val="both"/>
+      </w:pPr>
+      <w:r>
+        <w:t>System &amp; Verzeichnisse</w:t>
+      </w:r>
+    </w:p>
+    <w:p>
+      <w:pPr>
+        <w:numPr>
+          <w:ilvl w:val="0"/>
+          <w:numId w:val="4"/>
+        </w:numPr>
+        <w:jc w:val="both"/>
+      </w:pPr>
+      <w:r>
+        <w:t>reboot / halt: System neu starten / ausschalten.</w:t>
+      </w:r>
+    </w:p>
+    <w:p>
+      <w:pPr>
+        <w:numPr>
+          <w:ilvl w:val="0"/>
+          <w:numId w:val="4"/>
+        </w:numPr>
+        <w:jc w:val="both"/>
+      </w:pPr>
+      <w:proofErr w:type="spellStart"/>
+      <w:r>
+        <w:t>pwd</w:t>
+      </w:r>
+      <w:proofErr w:type="spellEnd"/>
+      <w:r>
+        <w:t>: Aktuelles Verzeichnis anzeigen.</w:t>
+      </w:r>
+    </w:p>
+    <w:p>
+      <w:pPr>
+        <w:numPr>
+          <w:ilvl w:val="0"/>
+          <w:numId w:val="4"/>
+        </w:numPr>
+        <w:jc w:val="both"/>
+      </w:pPr>
+      <w:r>
+        <w:t>cd: Verzeichnis wechseln (cd</w:t>
+      </w:r>
+      <w:proofErr w:type="gramStart"/>
+      <w:r>
+        <w:t xml:space="preserve"> ..</w:t>
+      </w:r>
+      <w:proofErr w:type="gramEnd"/>
+      <w:r>
+        <w:t xml:space="preserve"> = eins hoch, cd ~ = Home).</w:t>
+      </w:r>
+    </w:p>
+    <w:p>
+      <w:pPr>
+        <w:numPr>
+          <w:ilvl w:val="0"/>
+          <w:numId w:val="4"/>
+        </w:numPr>
+        <w:jc w:val="both"/>
+      </w:pPr>
+      <w:proofErr w:type="spellStart"/>
+      <w:r>
+        <w:t>ls</w:t>
+      </w:r>
+      <w:proofErr w:type="spellEnd"/>
+      <w:r>
+        <w:t>: Inhalt auflisten (-a für versteckte, -l für Details).</w:t>
+      </w:r>
+    </w:p>
+    <w:p>
+      <w:pPr>
+        <w:numPr>
+          <w:ilvl w:val="0"/>
+          <w:numId w:val="4"/>
+        </w:numPr>
+        <w:jc w:val="both"/>
+      </w:pPr>
+      <w:proofErr w:type="spellStart"/>
+      <w:r>
+        <w:t>mkdir</w:t>
+      </w:r>
+      <w:proofErr w:type="spellEnd"/>
+      <w:r>
+        <w:t xml:space="preserve"> / </w:t>
+      </w:r>
+      <w:proofErr w:type="spellStart"/>
+      <w:r>
+        <w:t>rmdir</w:t>
+      </w:r>
+      <w:proofErr w:type="spellEnd"/>
+      <w:r>
+        <w:t>: Verzeichnis erstellen / löschen (nur leere).</w:t>
+      </w:r>
+    </w:p>
+    <w:p>
+      <w:pPr>
+        <w:numPr>
+          <w:ilvl w:val="0"/>
+          <w:numId w:val="4"/>
+        </w:numPr>
+        <w:jc w:val="both"/>
+      </w:pPr>
+      <w:r>
+        <w:lastRenderedPageBreak/>
+        <w:t>find: Dateien suchen. Syntax: find [Pfad] -name "[Name]".</w:t>
+      </w:r>
+    </w:p>
+    <w:p>
+      <w:pPr>
+        <w:jc w:val="both"/>
+      </w:pPr>
+      <w:r>
+        <w:t>Dateimanagement</w:t>
+      </w:r>
+    </w:p>
+    <w:p>
+      <w:pPr>
+        <w:numPr>
+          <w:ilvl w:val="0"/>
+          <w:numId w:val="5"/>
+        </w:numPr>
+        <w:jc w:val="both"/>
+      </w:pPr>
+      <w:proofErr w:type="spellStart"/>
+      <w:r>
+        <w:t>cp</w:t>
+      </w:r>
+      <w:proofErr w:type="spellEnd"/>
+      <w:r>
+        <w:t xml:space="preserve">: Kopieren. Syntax: </w:t>
+      </w:r>
+      <w:proofErr w:type="spellStart"/>
+      <w:r>
+        <w:t>cp</w:t>
+      </w:r>
+      <w:proofErr w:type="spellEnd"/>
+      <w:r>
+        <w:t xml:space="preserve"> &lt;quelle&gt; &lt;ziel&gt; (Option -R für Ordner).</w:t>
+      </w:r>
+    </w:p>
+    <w:p>
+      <w:pPr>
+        <w:numPr>
+          <w:ilvl w:val="0"/>
+          <w:numId w:val="5"/>
+        </w:numPr>
+        <w:jc w:val="both"/>
+      </w:pPr>
+      <w:proofErr w:type="spellStart"/>
+      <w:r>
+        <w:t>rm</w:t>
+      </w:r>
+      <w:proofErr w:type="spellEnd"/>
+      <w:r>
+        <w:t xml:space="preserve">: Löschen. Syntax: </w:t>
+      </w:r>
+      <w:proofErr w:type="spellStart"/>
+      <w:r>
+        <w:t>rm</w:t>
+      </w:r>
+      <w:proofErr w:type="spellEnd"/>
+      <w:r>
+        <w:t xml:space="preserve"> &lt;</w:t>
+      </w:r>
+      <w:proofErr w:type="spellStart"/>
+      <w:r>
+        <w:t>datei</w:t>
+      </w:r>
+      <w:proofErr w:type="spellEnd"/>
+      <w:r>
+        <w:t>&gt; (Option -r für Ordner). Vorsicht!</w:t>
+      </w:r>
+    </w:p>
+    <w:p>
+      <w:pPr>
+        <w:numPr>
+          <w:ilvl w:val="0"/>
+          <w:numId w:val="5"/>
+        </w:numPr>
+        <w:jc w:val="both"/>
+      </w:pPr>
+      <w:r>
+        <w:t>mv: Verschieben oder Umbenennen. Syntax: mv &lt;alt&gt; &lt;neu&gt;.</w:t>
+      </w:r>
+    </w:p>
+    <w:p>
+      <w:pPr>
+        <w:numPr>
+          <w:ilvl w:val="0"/>
+          <w:numId w:val="5"/>
+        </w:numPr>
+        <w:jc w:val="both"/>
+      </w:pPr>
+      <w:proofErr w:type="spellStart"/>
+      <w:r>
+        <w:t>touch</w:t>
+      </w:r>
+      <w:proofErr w:type="spellEnd"/>
+      <w:r>
+        <w:t>: Leere Datei erstellen oder Zeitstempel aktualisieren.</w:t>
+      </w:r>
+    </w:p>
+    <w:p>
+      <w:pPr>
+        <w:numPr>
+          <w:ilvl w:val="0"/>
+          <w:numId w:val="5"/>
+        </w:numPr>
+        <w:jc w:val="both"/>
+      </w:pPr>
+      <w:proofErr w:type="spellStart"/>
+      <w:r>
+        <w:t>cat</w:t>
+      </w:r>
+      <w:proofErr w:type="spellEnd"/>
+      <w:r>
+        <w:t>: Dateiinhalt im Terminal ausgeben.</w:t>
+      </w:r>
+    </w:p>
+    <w:p>
+      <w:pPr>
+        <w:numPr>
+          <w:ilvl w:val="0"/>
+          <w:numId w:val="5"/>
+        </w:numPr>
+        <w:jc w:val="both"/>
+      </w:pPr>
+      <w:proofErr w:type="spellStart"/>
+      <w:r>
+        <w:t>wc</w:t>
+      </w:r>
+      <w:proofErr w:type="spellEnd"/>
+      <w:r>
+        <w:t>: Wörter/Zeilen zählen (-l für Zeilen).</w:t>
+      </w:r>
+    </w:p>
+    <w:p>
+      <w:pPr>
+        <w:numPr>
+          <w:ilvl w:val="0"/>
+          <w:numId w:val="5"/>
+        </w:numPr>
+        <w:jc w:val="both"/>
+      </w:pPr>
+      <w:r>
+        <w:t>echo: Text auf der Konsole ausgeben.</w:t>
+      </w:r>
+    </w:p>
+    <w:p>
+      <w:pPr>
+        <w:jc w:val="both"/>
+      </w:pPr>
+      <w:r>
+        <w:t>Aliase &amp; Wildcards</w:t>
+      </w:r>
+    </w:p>
+    <w:p>
+      <w:pPr>
+        <w:numPr>
+          <w:ilvl w:val="0"/>
+          <w:numId w:val="6"/>
+        </w:numPr>
+        <w:jc w:val="both"/>
+      </w:pPr>
+      <w:r>
+        <w:t xml:space="preserve">alias: Kurzbefehl erstellen. Syntax: alias </w:t>
+      </w:r>
+      <w:proofErr w:type="spellStart"/>
+      <w:r>
+        <w:t>name</w:t>
+      </w:r>
+      <w:proofErr w:type="spellEnd"/>
+      <w:r>
+        <w:t>="</w:t>
+      </w:r>
+      <w:proofErr w:type="spellStart"/>
+      <w:r>
+        <w:t>befehl</w:t>
+      </w:r>
+      <w:proofErr w:type="spellEnd"/>
+      <w:r>
+        <w:t xml:space="preserve"> -optionen".</w:t>
+      </w:r>
+    </w:p>
+    <w:p>
+      <w:pPr>
+        <w:numPr>
+          <w:ilvl w:val="0"/>
+          <w:numId w:val="6"/>
+        </w:numPr>
+        <w:jc w:val="both"/>
+      </w:pPr>
+      <w:proofErr w:type="gramStart"/>
+      <w:r>
+        <w:t>* :</w:t>
+      </w:r>
+      <w:proofErr w:type="gramEnd"/>
+      <w:r>
+        <w:t xml:space="preserve"> Beliebige Zeichenfolge (Platzhalter).</w:t>
+      </w:r>
+    </w:p>
+    <w:p>
+      <w:pPr>
+        <w:numPr>
+          <w:ilvl w:val="0"/>
+          <w:numId w:val="6"/>
+        </w:numPr>
+        <w:jc w:val="both"/>
+      </w:pPr>
+      <w:proofErr w:type="gramStart"/>
+      <w:r>
+        <w:t>? :</w:t>
+      </w:r>
+      <w:proofErr w:type="gramEnd"/>
+      <w:r>
+        <w:t xml:space="preserve"> Genau ein beliebiges Zeichen.</w:t>
+      </w:r>
+    </w:p>
+    <w:p>
+      <w:pPr>
+        <w:numPr>
+          <w:ilvl w:val="0"/>
+          <w:numId w:val="6"/>
+        </w:numPr>
+        <w:jc w:val="both"/>
+      </w:pPr>
+      <w:r>
+        <w:t>{</w:t>
+      </w:r>
+      <w:proofErr w:type="spellStart"/>
+      <w:proofErr w:type="gramStart"/>
+      <w:r>
+        <w:t>a,b</w:t>
+      </w:r>
+      <w:proofErr w:type="spellEnd"/>
+      <w:r>
+        <w:t>} :</w:t>
+      </w:r>
+      <w:proofErr w:type="gramEnd"/>
+      <w:r>
+        <w:t xml:space="preserve"> Brace Extension (erzeugt Kombinationen, z.B. </w:t>
+      </w:r>
+      <w:proofErr w:type="spellStart"/>
+      <w:r>
+        <w:t>file</w:t>
+      </w:r>
+      <w:proofErr w:type="spellEnd"/>
+      <w:r>
+        <w:t>{1,2}.</w:t>
+      </w:r>
+      <w:proofErr w:type="spellStart"/>
+      <w:r>
+        <w:t>txt</w:t>
+      </w:r>
+      <w:proofErr w:type="spellEnd"/>
+      <w:r>
+        <w:t>).</w:t>
+      </w:r>
+    </w:p>
+    <w:p>
+      <w:pPr>
+        <w:jc w:val="both"/>
+      </w:pPr>
+      <w:r>
+        <w:pict w14:anchorId="72DFEC9E">
+          <v:rect id="_x0000_i1031" style="width:0;height:1.5pt" o:hralign="center" o:hrstd="t" o:hr="t" fillcolor="#a0a0a0" stroked="f"/>
+        </w:pict>
+      </w:r>
+    </w:p>
+    <w:p>
+      <w:pPr>
+        <w:jc w:val="both"/>
+      </w:pPr>
+      <w:r>
+        <w:t xml:space="preserve">Teil 2: </w:t>
+      </w:r>
+      <w:proofErr w:type="spellStart"/>
+      <w:r>
+        <w:t>Shellprogrammierung</w:t>
+      </w:r>
+      <w:proofErr w:type="spellEnd"/>
+      <w:r>
+        <w:t xml:space="preserve"> (Bash-Scripting)</w:t>
+      </w:r>
+    </w:p>
+    <w:p>
+      <w:pPr>
+        <w:jc w:val="both"/>
+      </w:pPr>
+      <w:proofErr w:type="spellStart"/>
+      <w:r>
+        <w:t>Script</w:t>
+      </w:r>
+      <w:proofErr w:type="spellEnd"/>
+      <w:r>
+        <w:t>-Grundlagen</w:t>
+      </w:r>
+    </w:p>
+    <w:p>
+      <w:pPr>
+        <w:numPr>
+          <w:ilvl w:val="0"/>
+          <w:numId w:val="7"/>
+        </w:numPr>
+        <w:jc w:val="both"/>
+      </w:pPr>
+      <w:r>
+        <w:t xml:space="preserve">Datei erstellen: </w:t>
+      </w:r>
+      <w:proofErr w:type="spellStart"/>
+      <w:r>
+        <w:t>touch</w:t>
+      </w:r>
+      <w:proofErr w:type="spellEnd"/>
+      <w:r>
+        <w:t xml:space="preserve"> script.sh.</w:t>
+      </w:r>
+    </w:p>
+    <w:p>
+      <w:pPr>
+        <w:numPr>
+          <w:ilvl w:val="0"/>
+          <w:numId w:val="7"/>
+        </w:numPr>
+        <w:jc w:val="both"/>
+      </w:pPr>
+      <w:r>
+        <w:t xml:space="preserve">Shebang: Erste Zeile im </w:t>
+      </w:r>
+      <w:proofErr w:type="spellStart"/>
+      <w:r>
+        <w:t>Script</w:t>
+      </w:r>
+      <w:proofErr w:type="spellEnd"/>
+      <w:r>
+        <w:t xml:space="preserve">: </w:t>
+      </w:r>
+      <w:proofErr w:type="gramStart"/>
+      <w:r>
+        <w:t>#!/</w:t>
+      </w:r>
+      <w:proofErr w:type="gramEnd"/>
+      <w:r>
+        <w:t>bin/bash.</w:t>
+      </w:r>
+    </w:p>
+    <w:p>
+      <w:pPr>
+        <w:numPr>
+          <w:ilvl w:val="0"/>
+          <w:numId w:val="7"/>
+        </w:numPr>
+        <w:jc w:val="both"/>
+      </w:pPr>
+      <w:r>
+        <w:t xml:space="preserve">Rechte vergeben: </w:t>
+      </w:r>
+      <w:proofErr w:type="spellStart"/>
+      <w:r>
+        <w:t>chmod</w:t>
+      </w:r>
+      <w:proofErr w:type="spellEnd"/>
+      <w:r>
+        <w:t xml:space="preserve"> +x script.sh.</w:t>
+      </w:r>
+    </w:p>
+    <w:p>
+      <w:pPr>
+        <w:numPr>
+          <w:ilvl w:val="0"/>
+          <w:numId w:val="7"/>
+        </w:numPr>
+        <w:jc w:val="both"/>
+      </w:pPr>
+      <w:r>
+        <w:t>Ausführen: ./script.sh.</w:t>
+      </w:r>
+    </w:p>
+    <w:p>
+      <w:pPr>
+        <w:jc w:val="both"/>
+      </w:pPr>
+      <w:r>
+        <w:t>Variablen</w:t>
+      </w:r>
+    </w:p>
+    <w:p>
+      <w:pPr>
+        <w:numPr>
+          <w:ilvl w:val="0"/>
+          <w:numId w:val="8"/>
+        </w:numPr>
+        <w:jc w:val="both"/>
+      </w:pPr>
+      <w:r>
+        <w:t>Zuweisung: NAME="Wert" (Keine Leerzeichen am =).</w:t>
+      </w:r>
+    </w:p>
+    <w:p>
+      <w:pPr>
+        <w:numPr>
+          <w:ilvl w:val="0"/>
+          <w:numId w:val="8"/>
+        </w:numPr>
+        <w:jc w:val="both"/>
+      </w:pPr>
+      <w:r>
+        <w:t>Abruf: $NAME.</w:t>
+      </w:r>
+    </w:p>
+    <w:p>
+      <w:pPr>
+        <w:numPr>
+          <w:ilvl w:val="0"/>
+          <w:numId w:val="8"/>
+        </w:numPr>
+        <w:jc w:val="both"/>
+      </w:pPr>
+      <w:r>
+        <w:t xml:space="preserve">Konstante: </w:t>
+      </w:r>
+      <w:proofErr w:type="spellStart"/>
+      <w:r>
+        <w:t>readonly</w:t>
+      </w:r>
+      <w:proofErr w:type="spellEnd"/>
+      <w:r>
+        <w:t xml:space="preserve"> VAR="Wert".</w:t>
+      </w:r>
+    </w:p>
+    <w:p>
+      <w:pPr>
+        <w:numPr>
+          <w:ilvl w:val="0"/>
+          <w:numId w:val="8"/>
+        </w:numPr>
+        <w:jc w:val="both"/>
+      </w:pPr>
+      <w:r>
+        <w:t>Befehlssubstitution: DATUM=$(date) (Ergebnis eines Befehls in Variable speichern).</w:t>
+      </w:r>
+    </w:p>
+    <w:p>
+      <w:pPr>
+        <w:jc w:val="both"/>
+      </w:pPr>
+      <w:r>
+        <w:t>Wichtige Standardvariablen</w:t>
+      </w:r>
+    </w:p>
+    <w:tbl>
+      <w:tblPr>
+        <w:tblW w:w="0" w:type="auto"/>
+        <w:tblCellSpacing w:w="15" w:type="dxa"/>
+        <w:tblCellMar>
+          <w:top w:w="15" w:type="dxa"/>
+          <w:left w:w="15" w:type="dxa"/>
+          <w:bottom w:w="15" w:type="dxa"/>
+          <w:right w:w="15" w:type="dxa"/>
+        </w:tblCellMar>
+        <w:tblLook w:val="04A0" w:firstRow="1" w:lastRow="0" w:firstColumn="1" w:lastColumn="0" w:noHBand="0" w:noVBand="1"/>
+      </w:tblPr>
+      <w:tblGrid>
+        <w:gridCol w:w="1756"/>
+        <w:gridCol w:w="4344"/>
+      </w:tblGrid>
+      <w:tr>
+        <w:trPr>
+          <w:tblHeader/>
+          <w:tblCellSpacing w:w="15" w:type="dxa"/>
+        </w:trPr>
+        <w:tc>
+          <w:tcPr>
+            <w:tcW w:w="0" w:type="auto"/>
+            <w:vAlign w:val="center"/>
+            <w:hideMark/>
+          </w:tcPr>
+          <w:p>
+            <w:pPr>
+              <w:jc w:val="both"/>
+            </w:pPr>
+            <w:r>
+              <w:lastRenderedPageBreak/>
+              <w:t>Variable</w:t>
+            </w:r>
+          </w:p>
+        </w:tc>
+        <w:tc>
+          <w:tcPr>
+            <w:tcW w:w="0" w:type="auto"/>
+            <w:vAlign w:val="center"/>
+            <w:hideMark/>
+          </w:tcPr>
+          <w:p>
+            <w:pPr>
+              <w:jc w:val="both"/>
+            </w:pPr>
+            <w:r>
+              <w:t>Bedeutung</w:t>
+            </w:r>
+          </w:p>
+        </w:tc>
+      </w:tr>
+      <w:tr>
+        <w:trPr>
+          <w:tblCellSpacing w:w="15" w:type="dxa"/>
+        </w:trPr>
+        <w:tc>
+          <w:tcPr>
+            <w:tcW w:w="0" w:type="auto"/>
+            <w:vAlign w:val="center"/>
+            <w:hideMark/>
+          </w:tcPr>
+          <w:p>
+            <w:pPr>
+              <w:jc w:val="both"/>
+            </w:pPr>
+            <w:r>
+              <w:t>$0</w:t>
+            </w:r>
+          </w:p>
+        </w:tc>
+        <w:tc>
+          <w:tcPr>
+            <w:tcW w:w="0" w:type="auto"/>
+            <w:vAlign w:val="center"/>
+            <w:hideMark/>
+          </w:tcPr>
+          <w:p>
+            <w:pPr>
+              <w:jc w:val="both"/>
+            </w:pPr>
+            <w:r>
+              <w:t>Name des Scripts</w:t>
+            </w:r>
+          </w:p>
+        </w:tc>
+      </w:tr>
+      <w:tr>
+        <w:trPr>
+          <w:tblCellSpacing w:w="15" w:type="dxa"/>
+        </w:trPr>
+        <w:tc>
+          <w:tcPr>
+            <w:tcW w:w="0" w:type="auto"/>
+            <w:vAlign w:val="center"/>
+            <w:hideMark/>
+          </w:tcPr>
+          <w:p>
+            <w:pPr>
+              <w:jc w:val="both"/>
+            </w:pPr>
+            <w:r>
+              <w:t>$1 - $9</w:t>
+            </w:r>
+          </w:p>
+        </w:tc>
+        <w:tc>
+          <w:tcPr>
+            <w:tcW w:w="0" w:type="auto"/>
+            <w:vAlign w:val="center"/>
+            <w:hideMark/>
+          </w:tcPr>
+          <w:p>
+            <w:pPr>
+              <w:jc w:val="both"/>
+            </w:pPr>
+            <w:r>
+              <w:t>Übergabeparameter (Argumente)</w:t>
+            </w:r>
+          </w:p>
+        </w:tc>
+      </w:tr>
+      <w:tr>
+        <w:trPr>
+          <w:tblCellSpacing w:w="15" w:type="dxa"/>
+        </w:trPr>
+        <w:tc>
+          <w:tcPr>
+            <w:tcW w:w="0" w:type="auto"/>
+            <w:vAlign w:val="center"/>
+            <w:hideMark/>
+          </w:tcPr>
+          <w:p>
+            <w:pPr>
+              <w:jc w:val="both"/>
+            </w:pPr>
+            <w:r>
+              <w:t>$#</w:t>
+            </w:r>
+          </w:p>
+        </w:tc>
+        <w:tc>
+          <w:tcPr>
+            <w:tcW w:w="0" w:type="auto"/>
+            <w:vAlign w:val="center"/>
+            <w:hideMark/>
+          </w:tcPr>
+          <w:p>
+            <w:pPr>
+              <w:jc w:val="both"/>
+            </w:pPr>
+            <w:r>
+              <w:t>Anzahl der Parameter</w:t>
+            </w:r>
+          </w:p>
+        </w:tc>
+      </w:tr>
+      <w:tr>
+        <w:trPr>
+          <w:tblCellSpacing w:w="15" w:type="dxa"/>
+        </w:trPr>
+        <w:tc>
+          <w:tcPr>
+            <w:tcW w:w="0" w:type="auto"/>
+            <w:vAlign w:val="center"/>
+            <w:hideMark/>
+          </w:tcPr>
+          <w:p>
+            <w:pPr>
+              <w:jc w:val="both"/>
+            </w:pPr>
+            <w:r>
+              <w:t>$?</w:t>
+            </w:r>
+          </w:p>
+        </w:tc>
+        <w:tc>
+          <w:tcPr>
+            <w:tcW w:w="0" w:type="auto"/>
+            <w:vAlign w:val="center"/>
+            <w:hideMark/>
+          </w:tcPr>
+          <w:p>
+            <w:pPr>
+              <w:jc w:val="both"/>
+            </w:pPr>
+            <w:r>
+              <w:t>Statuswert des letzten Befehls (0 = Erfolg)</w:t>
+            </w:r>
+          </w:p>
+        </w:tc>
+      </w:tr>
+      <w:tr>
+        <w:trPr>
+          <w:tblCellSpacing w:w="15" w:type="dxa"/>
+        </w:trPr>
+        <w:tc>
+          <w:tcPr>
+            <w:tcW w:w="0" w:type="auto"/>
+            <w:vAlign w:val="center"/>
+            <w:hideMark/>
+          </w:tcPr>
+          <w:p>
+            <w:pPr>
+              <w:jc w:val="both"/>
+            </w:pPr>
+            <w:r>
+              <w:t>$USER / $HOME</w:t>
+            </w:r>
+          </w:p>
+        </w:tc>
+        <w:tc>
+          <w:tcPr>
+            <w:tcW w:w="0" w:type="auto"/>
+            <w:vAlign w:val="center"/>
+            <w:hideMark/>
+          </w:tcPr>
+          <w:p>
+            <w:pPr>
+              <w:jc w:val="both"/>
+            </w:pPr>
+            <w:r>
+              <w:t>Aktueller Nutzer / Home-Verzeichnis</w:t>
+            </w:r>
+          </w:p>
+        </w:tc>
+      </w:tr>
+    </w:tbl>
+    <w:p>
+      <w:pPr>
+        <w:jc w:val="both"/>
+      </w:pPr>
+      <w:r>
+        <w:t>In Google Sheets exportieren</w:t>
+      </w:r>
+    </w:p>
+    <w:p>
+      <w:pPr>
+        <w:jc w:val="both"/>
+      </w:pPr>
+      <w:r>
+        <w:t>Arithmetik (Ganzzahlen)</w:t>
+      </w:r>
+    </w:p>
+    <w:p>
+      <w:pPr>
+        <w:numPr>
+          <w:ilvl w:val="0"/>
+          <w:numId w:val="9"/>
+        </w:numPr>
+        <w:jc w:val="both"/>
+      </w:pPr>
+      <w:r>
+        <w:t>Syntax: VAR=$</w:t>
+      </w:r>
+      <w:proofErr w:type="gramStart"/>
+      <w:r>
+        <w:t>(( 5</w:t>
+      </w:r>
+      <w:proofErr w:type="gramEnd"/>
+      <w:r>
+        <w:t xml:space="preserve"> + </w:t>
+      </w:r>
+      <w:proofErr w:type="gramStart"/>
+      <w:r>
+        <w:t>2 )</w:t>
+      </w:r>
+      <w:proofErr w:type="gramEnd"/>
+      <w:r>
+        <w:t xml:space="preserve">) oder VAR=$[ 5 + </w:t>
+      </w:r>
+      <w:proofErr w:type="gramStart"/>
+      <w:r>
+        <w:t>2 ]</w:t>
+      </w:r>
+      <w:proofErr w:type="gramEnd"/>
+      <w:r>
+        <w:t>.</w:t>
+      </w:r>
+    </w:p>
+    <w:p>
+      <w:pPr>
+        <w:numPr>
+          <w:ilvl w:val="0"/>
+          <w:numId w:val="9"/>
+        </w:numPr>
+        <w:jc w:val="both"/>
+      </w:pPr>
+      <w:r>
+        <w:t>Operatoren: +, -, *, /, % (Modulo), ** (Potenz).</w:t>
+      </w:r>
+    </w:p>
+    <w:p>
+      <w:pPr>
+        <w:jc w:val="both"/>
+      </w:pPr>
+      <w:r>
+        <w:t>Textverarbeitungstools</w:t>
+      </w:r>
+    </w:p>
+    <w:p>
+      <w:pPr>
+        <w:numPr>
+          <w:ilvl w:val="0"/>
+          <w:numId w:val="10"/>
+        </w:numPr>
+        <w:jc w:val="both"/>
+      </w:pPr>
+      <w:proofErr w:type="spellStart"/>
+      <w:r>
+        <w:t>tr</w:t>
+      </w:r>
+      <w:proofErr w:type="spellEnd"/>
+      <w:r>
+        <w:t>: Zeichen ersetzen oder löschen.</w:t>
+      </w:r>
+    </w:p>
+    <w:p>
+      <w:pPr>
+        <w:numPr>
+          <w:ilvl w:val="0"/>
+          <w:numId w:val="10"/>
+        </w:numPr>
+        <w:jc w:val="both"/>
+      </w:pPr>
+      <w:proofErr w:type="spellStart"/>
+      <w:r>
+        <w:t>cut</w:t>
+      </w:r>
+      <w:proofErr w:type="spellEnd"/>
+      <w:r>
+        <w:t>: Teile aus Zeilen herausschneiden (z.B. Spalten).</w:t>
+      </w:r>
+    </w:p>
+    <w:p>
+      <w:pPr>
+        <w:numPr>
+          <w:ilvl w:val="0"/>
+          <w:numId w:val="10"/>
+        </w:numPr>
+        <w:jc w:val="both"/>
+      </w:pPr>
+      <w:r>
+        <w:t>sed: Stream Editor zum Suchen und Ersetzen in Dateien.</w:t>
+      </w:r>
+    </w:p>
+    <w:p>
+      <w:pPr>
+        <w:numPr>
+          <w:ilvl w:val="0"/>
+          <w:numId w:val="10"/>
+        </w:numPr>
+        <w:jc w:val="both"/>
+      </w:pPr>
+      <w:proofErr w:type="spellStart"/>
+      <w:r>
+        <w:t>awk</w:t>
+      </w:r>
+      <w:proofErr w:type="spellEnd"/>
+      <w:r>
+        <w:t>: Mächtiges Tool zur mustergesteuerten Datenverarbeitung.</w:t>
+      </w:r>
+    </w:p>
+    <w:p>
+      <w:pPr>
+        <w:jc w:val="both"/>
+      </w:pPr>
+      <w:r>
+        <w:t>Arrays (Feldvariablen)</w:t>
+      </w:r>
+    </w:p>
+    <w:p>
+      <w:pPr>
+        <w:jc w:val="both"/>
+      </w:pPr>
+      <w:r>
+        <w:t>Arrays speichern mehrere Werte in einer einzigen Variable. Man unterscheidet zwischen indizierten (Nummern) und assoziativen (Schlüsselwörter) Arrays.</w:t>
+      </w:r>
+    </w:p>
+    <w:p>
+      <w:pPr>
+        <w:jc w:val="both"/>
+      </w:pPr>
+      <w:r>
+        <w:t>Indizierte Arrays (Standard)</w:t>
+      </w:r>
+    </w:p>
+    <w:p>
+      <w:pPr>
+        <w:numPr>
+          <w:ilvl w:val="0"/>
+          <w:numId w:val="11"/>
+        </w:numPr>
+        <w:jc w:val="both"/>
+      </w:pPr>
+      <w:r>
+        <w:t xml:space="preserve">Erstellen: </w:t>
+      </w:r>
+      <w:proofErr w:type="spellStart"/>
+      <w:r>
+        <w:t>namen</w:t>
+      </w:r>
+      <w:proofErr w:type="spellEnd"/>
+      <w:proofErr w:type="gramStart"/>
+      <w:r>
+        <w:t>=(</w:t>
+      </w:r>
+      <w:proofErr w:type="gramEnd"/>
+      <w:r>
+        <w:t>"Jan" "Luca" "Tim")</w:t>
+      </w:r>
+    </w:p>
+    <w:p>
+      <w:pPr>
+        <w:numPr>
+          <w:ilvl w:val="0"/>
+          <w:numId w:val="11"/>
+        </w:numPr>
+        <w:jc w:val="both"/>
+      </w:pPr>
+      <w:r>
+        <w:t>Einzelner Zugriff: ${</w:t>
+      </w:r>
+      <w:proofErr w:type="spellStart"/>
+      <w:proofErr w:type="gramStart"/>
+      <w:r>
+        <w:t>namen</w:t>
+      </w:r>
+      <w:proofErr w:type="spellEnd"/>
+      <w:r>
+        <w:t>[</w:t>
+      </w:r>
+      <w:proofErr w:type="gramEnd"/>
+      <w:r>
+        <w:t>0]} (Index beginnt immer bei 0).</w:t>
+      </w:r>
+    </w:p>
+    <w:p>
+      <w:pPr>
+        <w:numPr>
+          <w:ilvl w:val="0"/>
+          <w:numId w:val="11"/>
+        </w:numPr>
+        <w:jc w:val="both"/>
+      </w:pPr>
+      <w:r>
+        <w:t>Alle Elemente: ${</w:t>
+      </w:r>
+      <w:proofErr w:type="spellStart"/>
+      <w:proofErr w:type="gramStart"/>
+      <w:r>
+        <w:t>namen</w:t>
+      </w:r>
+      <w:proofErr w:type="spellEnd"/>
+      <w:r>
+        <w:t>[</w:t>
+      </w:r>
+      <w:proofErr w:type="gramEnd"/>
+      <w:r>
+        <w:t>@]} (gibt die ganze Liste aus).</w:t>
+      </w:r>
+    </w:p>
+    <w:p>
+      <w:pPr>
+        <w:numPr>
+          <w:ilvl w:val="0"/>
+          <w:numId w:val="11"/>
+        </w:numPr>
+        <w:jc w:val="both"/>
+      </w:pPr>
+      <w:r>
+        <w:t>Anzahl Elemente: ${#</w:t>
+      </w:r>
+      <w:proofErr w:type="gramStart"/>
+      <w:r>
+        <w:t>namen[</w:t>
+      </w:r>
+      <w:proofErr w:type="gramEnd"/>
+      <w:r>
+        <w:t>@]} (das # steht für die Länge).</w:t>
+      </w:r>
+    </w:p>
+    <w:p>
+      <w:pPr>
+        <w:numPr>
+          <w:ilvl w:val="0"/>
+          <w:numId w:val="11"/>
+        </w:numPr>
+        <w:jc w:val="both"/>
+      </w:pPr>
+      <w:r>
+        <w:t xml:space="preserve">Element hinzufügen: </w:t>
+      </w:r>
+      <w:proofErr w:type="spellStart"/>
+      <w:r>
+        <w:t>namen</w:t>
+      </w:r>
+      <w:proofErr w:type="spellEnd"/>
+      <w:r>
+        <w:t>+=("Sara")</w:t>
+      </w:r>
+    </w:p>
+    <w:p>
+      <w:pPr>
+        <w:numPr>
+          <w:ilvl w:val="0"/>
+          <w:numId w:val="11"/>
+        </w:numPr>
+        <w:jc w:val="both"/>
+      </w:pPr>
+      <w:r>
+        <w:t xml:space="preserve">Element löschen: </w:t>
+      </w:r>
+      <w:proofErr w:type="spellStart"/>
+      <w:r>
+        <w:t>unset</w:t>
+      </w:r>
+      <w:proofErr w:type="spellEnd"/>
+      <w:r>
+        <w:t xml:space="preserve"> </w:t>
+      </w:r>
+      <w:proofErr w:type="spellStart"/>
+      <w:proofErr w:type="gramStart"/>
+      <w:r>
+        <w:t>namen</w:t>
+      </w:r>
+      <w:proofErr w:type="spellEnd"/>
+      <w:r>
+        <w:t>[</w:t>
+      </w:r>
+      <w:proofErr w:type="gramEnd"/>
+      <w:r>
+        <w:t>1] (löscht das zweite Element).</w:t>
+      </w:r>
+    </w:p>
+    <w:p>
+      <w:pPr>
+        <w:jc w:val="both"/>
+      </w:pPr>
+      <w:r>
+        <w:t>Assoziative Arrays (Key-Value)</w:t>
+      </w:r>
+    </w:p>
+    <w:p>
+      <w:pPr>
+        <w:jc w:val="both"/>
+      </w:pPr>
+      <w:r>
+        <w:rPr>
+          <w:i/>
+          <w:iCs/>
+        </w:rPr>
+        <w:t>Wichtig: Müssen explizit deklariert werden (ab Bash 4).</w:t>
+      </w:r>
+    </w:p>
+    <w:p>
+      <w:pPr>
+        <w:numPr>
+          <w:ilvl w:val="0"/>
+          <w:numId w:val="12"/>
+        </w:numPr>
+        <w:jc w:val="both"/>
+      </w:pPr>
+      <w:r>
+        <w:t xml:space="preserve">Deklaration: </w:t>
+      </w:r>
+      <w:proofErr w:type="spellStart"/>
+      <w:r>
+        <w:t>declare</w:t>
+      </w:r>
+      <w:proofErr w:type="spellEnd"/>
+      <w:r>
+        <w:t xml:space="preserve"> -A </w:t>
+      </w:r>
+      <w:proofErr w:type="spellStart"/>
+      <w:r>
+        <w:t>auto</w:t>
+      </w:r>
+      <w:proofErr w:type="spellEnd"/>
+    </w:p>
+    <w:p>
+      <w:pPr>
+        <w:numPr>
+          <w:ilvl w:val="0"/>
+          <w:numId w:val="12"/>
+        </w:numPr>
+        <w:jc w:val="both"/>
+      </w:pPr>
+      <w:r>
+        <w:lastRenderedPageBreak/>
+        <w:t xml:space="preserve">Zuweisung: </w:t>
+      </w:r>
+      <w:proofErr w:type="spellStart"/>
+      <w:r>
+        <w:t>auto</w:t>
+      </w:r>
+      <w:proofErr w:type="spellEnd"/>
+      <w:r>
+        <w:t xml:space="preserve">[marke]="VW" oder </w:t>
+      </w:r>
+      <w:proofErr w:type="spellStart"/>
+      <w:r>
+        <w:t>auto</w:t>
+      </w:r>
+      <w:proofErr w:type="spellEnd"/>
+      <w:r>
+        <w:t>[ps]=150</w:t>
+      </w:r>
+    </w:p>
+    <w:p>
+      <w:pPr>
+        <w:numPr>
+          <w:ilvl w:val="0"/>
+          <w:numId w:val="12"/>
+        </w:numPr>
+        <w:jc w:val="both"/>
+      </w:pPr>
+      <w:r>
+        <w:t>Zugriff: ${</w:t>
+      </w:r>
+      <w:proofErr w:type="spellStart"/>
+      <w:r>
+        <w:t>auto</w:t>
+      </w:r>
+      <w:proofErr w:type="spellEnd"/>
+      <w:r>
+        <w:t>[marke]}</w:t>
+      </w:r>
+    </w:p>
+    <w:p>
+      <w:pPr>
+        <w:jc w:val="both"/>
+      </w:pPr>
+      <w:r>
+        <w:t>Praktische Anwendung (Schleifen)</w:t>
+      </w:r>
+    </w:p>
+    <w:p>
+      <w:pPr>
+        <w:jc w:val="both"/>
+      </w:pPr>
+      <w:r>
+        <w:t>Um über alle Elemente eines Arrays zu iterieren:</w:t>
+      </w:r>
+    </w:p>
+    <w:p>
+      <w:pPr>
+        <w:numPr>
+          <w:ilvl w:val="0"/>
+          <w:numId w:val="13"/>
+        </w:numPr>
+        <w:jc w:val="both"/>
+        <w:rPr>
+          <w:lang w:val="en-US"/>
+        </w:rPr>
+      </w:pPr>
+      <w:r>
+        <w:rPr>
+          <w:lang w:val="en-US"/>
+        </w:rPr>
+        <w:t xml:space="preserve">Syntax: ```bash for </w:t>
+      </w:r>
+      <w:proofErr w:type="spellStart"/>
+      <w:r>
+        <w:rPr>
+          <w:lang w:val="en-US"/>
+        </w:rPr>
+        <w:t>i</w:t>
+      </w:r>
+      <w:proofErr w:type="spellEnd"/>
+      <w:r>
+        <w:rPr>
+          <w:lang w:val="en-US"/>
+        </w:rPr>
+        <w:t xml:space="preserve"> in "${</w:t>
+      </w:r>
+      <w:proofErr w:type="spellStart"/>
+      <w:proofErr w:type="gramStart"/>
+      <w:r>
+        <w:rPr>
+          <w:lang w:val="en-US"/>
+        </w:rPr>
+        <w:t>namen</w:t>
+      </w:r>
+      <w:proofErr w:type="spellEnd"/>
+      <w:r>
+        <w:rPr>
+          <w:lang w:val="en-US"/>
+        </w:rPr>
+        <w:t>[</w:t>
+      </w:r>
+      <w:proofErr w:type="gramEnd"/>
+      <w:r>
+        <w:rPr>
+          <w:lang w:val="en-US"/>
+        </w:rPr>
+        <w:t>@</w:t>
+      </w:r>
+      <w:proofErr w:type="gramStart"/>
+      <w:r>
+        <w:rPr>
+          <w:lang w:val="en-US"/>
+        </w:rPr>
+        <w:t>]}"</w:t>
+      </w:r>
+      <w:proofErr w:type="gramEnd"/>
+      <w:r>
+        <w:rPr>
+          <w:lang w:val="en-US"/>
+        </w:rPr>
+        <w:t>; do echo "Name: $</w:t>
+      </w:r>
+      <w:proofErr w:type="spellStart"/>
+      <w:r>
+        <w:rPr>
+          <w:lang w:val="en-US"/>
+        </w:rPr>
+        <w:t>i</w:t>
+      </w:r>
+      <w:proofErr w:type="spellEnd"/>
+      <w:r>
+        <w:rPr>
+          <w:lang w:val="en-US"/>
+        </w:rPr>
+        <w:t>" done</w:t>
+      </w:r>
+    </w:p>
+    <w:p>
+      <w:pPr>
+        <w:jc w:val="both"/>
+        <w:rPr>
+          <w:lang w:val="en-US"/>
+        </w:rPr>
+      </w:pPr>
+    </w:p>
+    <w:p>
+      <w:pPr>
+        <w:jc w:val="both"/>
+        <w:rPr>
+          <w:lang w:val="en-US"/>
+        </w:rPr>
+      </w:pPr>
+    </w:p>
+    <w:p>
+      <w:pPr>
+        <w:jc w:val="both"/>
+        <w:rPr>
+          <w:lang w:val="en-US"/>
+        </w:rPr>
+      </w:pPr>
+    </w:p>
+    <w:p>
+      <w:pPr>
+        <w:jc w:val="both"/>
+        <w:rPr>
+          <w:lang w:val="en-US"/>
+        </w:rPr>
+      </w:pPr>
+    </w:p>
+    <w:p>
+      <w:pPr>
+        <w:tabs>
+          <w:tab w:val="left" w:pos="990"/>
+        </w:tabs>
+        <w:jc w:val="both"/>
+        <w:rPr>
+          <w:lang w:val="en-US"/>
+        </w:rPr>
+      </w:pPr>
+    </w:p>
+    <w:p>
+      <w:pPr>
+        <w:jc w:val="both"/>
+      </w:pPr>
+      <w:r>
         <w:t>03-Bash-uebungen:</w:t>
       </w:r>
     </w:p>
@@ -429,6 +2011,7 @@
         <w:jc w:val="both"/>
       </w:pPr>
       <w:r>
+        <w:lastRenderedPageBreak/>
         <w:t>1, 2 oder 3 enthalten (</w:t>
       </w:r>
       <w:proofErr w:type="spellStart"/>
@@ -474,7 +2057,6 @@
       </w:pPr>
       <w:proofErr w:type="spellStart"/>
       <w:r>
-        <w:lastRenderedPageBreak/>
         <w:t>cut</w:t>
       </w:r>
       <w:proofErr w:type="spellEnd"/>
@@ -620,55 +2202,88 @@
     <w:p>
       <w:pPr>
         <w:jc w:val="both"/>
-      </w:pPr>
-      <w:proofErr w:type="spellStart"/>
-      <w:r>
+        <w:rPr>
+          <w:lang w:val="en-US"/>
+        </w:rPr>
+      </w:pPr>
+      <w:proofErr w:type="spellStart"/>
+      <w:r>
+        <w:rPr>
+          <w:lang w:val="en-US"/>
+        </w:rPr>
         <w:t>ifconfig</w:t>
       </w:r>
       <w:proofErr w:type="spellEnd"/>
       <w:r>
-        <w:t xml:space="preserve"> | </w:t>
-      </w:r>
-      <w:proofErr w:type="spellStart"/>
-      <w:r>
-        <w:t>grep</w:t>
-      </w:r>
-      <w:proofErr w:type="spellEnd"/>
-      <w:r>
-        <w:t xml:space="preserve"> -</w:t>
-      </w:r>
-      <w:proofErr w:type="spellStart"/>
-      <w:r>
+        <w:rPr>
+          <w:lang w:val="en-US"/>
+        </w:rPr>
+        <w:t xml:space="preserve"> | grep -</w:t>
+      </w:r>
+      <w:proofErr w:type="spellStart"/>
+      <w:proofErr w:type="gramStart"/>
+      <w:r>
+        <w:rPr>
+          <w:lang w:val="en-US"/>
+        </w:rPr>
         <w:t>oE</w:t>
       </w:r>
       <w:proofErr w:type="spellEnd"/>
       <w:r>
-        <w:t xml:space="preserve"> '((</w:t>
+        <w:rPr>
+          <w:lang w:val="en-US"/>
+        </w:rPr>
+        <w:t xml:space="preserve"> '(</w:t>
+      </w:r>
+      <w:proofErr w:type="gramEnd"/>
+      <w:r>
+        <w:rPr>
+          <w:lang w:val="en-US"/>
+        </w:rPr>
+        <w:t>(</w:t>
       </w:r>
       <w:proofErr w:type="gramStart"/>
       <w:r>
+        <w:rPr>
+          <w:lang w:val="en-US"/>
+        </w:rPr>
         <w:t>1?[</w:t>
       </w:r>
       <w:proofErr w:type="gramEnd"/>
       <w:r>
+        <w:rPr>
+          <w:lang w:val="en-US"/>
+        </w:rPr>
         <w:t>0-9]</w:t>
       </w:r>
     </w:p>
     <w:p>
       <w:pPr>
         <w:jc w:val="both"/>
-      </w:pPr>
-    </w:p>
-    <w:p>
-      <w:pPr>
-        <w:jc w:val="both"/>
-      </w:pPr>
-    </w:p>
-    <w:p>
-      <w:pPr>
-        <w:jc w:val="both"/>
-      </w:pPr>
-      <w:r>
+        <w:rPr>
+          <w:lang w:val="en-US"/>
+        </w:rPr>
+      </w:pPr>
+    </w:p>
+    <w:p>
+      <w:pPr>
+        <w:jc w:val="both"/>
+        <w:rPr>
+          <w:lang w:val="en-US"/>
+        </w:rPr>
+      </w:pPr>
+    </w:p>
+    <w:p>
+      <w:pPr>
+        <w:jc w:val="both"/>
+        <w:rPr>
+          <w:lang w:val="en-US"/>
+        </w:rPr>
+      </w:pPr>
+      <w:r>
+        <w:rPr>
+          <w:lang w:val="en-US"/>
+        </w:rPr>
         <w:t>übung6</w:t>
       </w:r>
     </w:p>
@@ -717,69 +2332,97 @@
     <w:p>
       <w:pPr>
         <w:jc w:val="both"/>
-      </w:pPr>
-      <w:r>
+        <w:rPr>
+          <w:lang w:val="en-US"/>
+        </w:rPr>
+      </w:pPr>
+      <w:r>
+        <w:rPr>
+          <w:lang w:val="en-US"/>
+        </w:rPr>
         <w:t>c</w:t>
       </w:r>
     </w:p>
     <w:p>
       <w:pPr>
         <w:jc w:val="both"/>
-      </w:pPr>
-      <w:r>
+        <w:rPr>
+          <w:lang w:val="en-US"/>
+        </w:rPr>
+      </w:pPr>
+      <w:r>
+        <w:rPr>
+          <w:lang w:val="en-US"/>
+        </w:rPr>
         <w:t>d</w:t>
       </w:r>
     </w:p>
     <w:p>
       <w:pPr>
         <w:jc w:val="both"/>
-      </w:pPr>
-      <w:r>
+        <w:rPr>
+          <w:lang w:val="en-US"/>
+        </w:rPr>
+      </w:pPr>
+      <w:r>
+        <w:rPr>
+          <w:lang w:val="en-US"/>
+        </w:rPr>
         <w:t>e</w:t>
       </w:r>
     </w:p>
     <w:p>
       <w:pPr>
         <w:jc w:val="both"/>
-      </w:pPr>
-      <w:r>
+        <w:rPr>
+          <w:lang w:val="en-US"/>
+        </w:rPr>
+      </w:pPr>
+      <w:r>
+        <w:rPr>
+          <w:lang w:val="en-US"/>
+        </w:rPr>
         <w:t>END</w:t>
       </w:r>
     </w:p>
     <w:p>
       <w:pPr>
         <w:jc w:val="both"/>
-      </w:pPr>
-    </w:p>
-    <w:p>
-      <w:pPr>
-        <w:jc w:val="both"/>
-      </w:pPr>
-      <w:proofErr w:type="spellStart"/>
-      <w:r>
-        <w:t>ls</w:t>
-      </w:r>
-      <w:proofErr w:type="spellEnd"/>
-      <w:r>
-        <w:t xml:space="preserve"> -z 2&gt; /</w:t>
-      </w:r>
-      <w:r>
-        <w:t>root</w:t>
-      </w:r>
-      <w:r>
-        <w:t>/errorsLs.log</w:t>
-      </w:r>
-    </w:p>
-    <w:p>
-      <w:pPr>
-        <w:jc w:val="both"/>
-      </w:pPr>
-    </w:p>
-    <w:p>
-      <w:pPr>
-        <w:jc w:val="both"/>
-      </w:pPr>
-      <w:r>
+        <w:rPr>
+          <w:lang w:val="en-US"/>
+        </w:rPr>
+      </w:pPr>
+    </w:p>
+    <w:p>
+      <w:pPr>
+        <w:jc w:val="both"/>
+        <w:rPr>
+          <w:lang w:val="en-US"/>
+        </w:rPr>
+      </w:pPr>
+      <w:r>
+        <w:rPr>
+          <w:lang w:val="en-US"/>
+        </w:rPr>
+        <w:t>ls -z 2&gt; /root/errorsLs.log</w:t>
+      </w:r>
+    </w:p>
+    <w:p>
+      <w:pPr>
+        <w:jc w:val="both"/>
+        <w:rPr>
+          <w:lang w:val="en-US"/>
+        </w:rPr>
+      </w:pPr>
+    </w:p>
+    <w:p>
+      <w:pPr>
+        <w:jc w:val="both"/>
+      </w:pPr>
+      <w:r>
+        <w:rPr>
+          <w:lang w:val="en-US"/>
+        </w:rPr>
         <w:t xml:space="preserve"> </w:t>
       </w:r>
       <w:proofErr w:type="spellStart"/>
@@ -907,6 +2550,900 @@
 <file path=word/numbering.xml><?xml version="1.0" encoding="utf-8"?>
 <w:numbering xmlns:wpc="http://schemas.microsoft.com/office/word/2010/wordprocessingCanvas" xmlns:cx="http://schemas.microsoft.com/office/drawing/2014/chartex" xmlns:cx1="http://schemas.microsoft.com/office/drawing/2015/9/8/chartex" xmlns:cx2="http://schemas.microsoft.com/office/drawing/2015/10/21/chartex" xmlns:cx3="http://schemas.microsoft.com/office/drawing/2016/5/9/chartex" xmlns:cx4="http://schemas.microsoft.com/office/drawing/2016/5/10/chartex" xmlns:cx5="http://schemas.microsoft.com/office/drawing/2016/5/11/chartex" xmlns:cx6="http://schemas.microsoft.com/office/drawing/2016/5/12/chartex" xmlns:cx7="http://schemas.microsoft.com/office/drawing/2016/5/13/chartex" xmlns:cx8="http://schemas.microsoft.com/office/drawing/2016/5/14/chartex" xmlns:mc="http://schemas.openxmlformats.org/markup-compatibility/2006" xmlns:aink="http://schemas.microsoft.com/office/drawing/2016/ink" xmlns:am3d="http://schemas.microsoft.com/office/drawing/2017/model3d" xmlns:o="urn:schemas-microsoft-com:office:office" xmlns:oel="http://schemas.microsoft.com/office/2019/extlst" xmlns:r="http://schemas.openxmlformats.org/officeDocument/2006/relationships" xmlns:m="http://schemas.openxmlformats.org/officeDocument/2006/math" xmlns:v="urn:schemas-microsoft-com:vml" xmlns:wp14="http://schemas.microsoft.com/office/word/2010/wordprocessingDrawing" xmlns:wp="http://schemas.openxmlformats.org/drawingml/2006/wordprocessingDrawing" xmlns:w10="urn:schemas-microsoft-com:office:word" xmlns:w="http://schemas.openxmlformats.org/wordprocessingml/2006/main" xmlns:w14="http://schemas.microsoft.com/office/word/2010/wordml" xmlns:w15="http://schemas.microsoft.com/office/word/2012/wordml" xmlns:w16cex="http://schemas.microsoft.com/office/word/2018/wordml/cex" xmlns:w16cid="http://schemas.microsoft.com/office/word/2016/wordml/cid" xmlns:w16="http://schemas.microsoft.com/office/word/2018/wordml" xmlns:w16du="http://schemas.microsoft.com/office/word/2023/wordml/word16du" xmlns:w16sdtdh="http://schemas.microsoft.com/office/word/2020/wordml/sdtdatahash" xmlns:w16sdtfl="http://schemas.microsoft.com/office/word/2024/wordml/sdtformatlock" xmlns:w16se="http://schemas.microsoft.com/office/word/2015/wordml/symex" xmlns:wpg="http://schemas.microsoft.com/office/word/2010/wordprocessingGroup" xmlns:wpi="http://schemas.microsoft.com/office/word/2010/wordprocessingInk" xmlns:wne="http://schemas.microsoft.com/office/word/2006/wordml" xmlns:wps="http://schemas.microsoft.com/office/word/2010/wordprocessingShape" mc:Ignorable="w14 w15 w16se w16cid w16 w16cex w16sdtdh w16sdtfl w16du wp14">
   <w:abstractNum w:abstractNumId="0" w15:restartNumberingAfterBreak="0">
+    <w:nsid w:val="0E8B2CBF"/>
+    <w:multiLevelType w:val="multilevel"/>
+    <w:tmpl w:val="953A525C"/>
+    <w:lvl w:ilvl="0">
+      <w:start w:val="1"/>
+      <w:numFmt w:val="bullet"/>
+      <w:lvlText w:val=""/>
+      <w:lvlJc w:val="left"/>
+      <w:pPr>
+        <w:tabs>
+          <w:tab w:val="num" w:pos="720"/>
+        </w:tabs>
+        <w:ind w:left="720" w:hanging="360"/>
+      </w:pPr>
+      <w:rPr>
+        <w:rFonts w:ascii="Symbol" w:hAnsi="Symbol" w:hint="default"/>
+        <w:sz w:val="20"/>
+      </w:rPr>
+    </w:lvl>
+    <w:lvl w:ilvl="1" w:tentative="1">
+      <w:start w:val="1"/>
+      <w:numFmt w:val="bullet"/>
+      <w:lvlText w:val="o"/>
+      <w:lvlJc w:val="left"/>
+      <w:pPr>
+        <w:tabs>
+          <w:tab w:val="num" w:pos="1440"/>
+        </w:tabs>
+        <w:ind w:left="1440" w:hanging="360"/>
+      </w:pPr>
+      <w:rPr>
+        <w:rFonts w:ascii="Courier New" w:hAnsi="Courier New" w:hint="default"/>
+        <w:sz w:val="20"/>
+      </w:rPr>
+    </w:lvl>
+    <w:lvl w:ilvl="2" w:tentative="1">
+      <w:start w:val="1"/>
+      <w:numFmt w:val="bullet"/>
+      <w:lvlText w:val=""/>
+      <w:lvlJc w:val="left"/>
+      <w:pPr>
+        <w:tabs>
+          <w:tab w:val="num" w:pos="2160"/>
+        </w:tabs>
+        <w:ind w:left="2160" w:hanging="360"/>
+      </w:pPr>
+      <w:rPr>
+        <w:rFonts w:ascii="Wingdings" w:hAnsi="Wingdings" w:hint="default"/>
+        <w:sz w:val="20"/>
+      </w:rPr>
+    </w:lvl>
+    <w:lvl w:ilvl="3" w:tentative="1">
+      <w:start w:val="1"/>
+      <w:numFmt w:val="bullet"/>
+      <w:lvlText w:val=""/>
+      <w:lvlJc w:val="left"/>
+      <w:pPr>
+        <w:tabs>
+          <w:tab w:val="num" w:pos="2880"/>
+        </w:tabs>
+        <w:ind w:left="2880" w:hanging="360"/>
+      </w:pPr>
+      <w:rPr>
+        <w:rFonts w:ascii="Wingdings" w:hAnsi="Wingdings" w:hint="default"/>
+        <w:sz w:val="20"/>
+      </w:rPr>
+    </w:lvl>
+    <w:lvl w:ilvl="4" w:tentative="1">
+      <w:start w:val="1"/>
+      <w:numFmt w:val="bullet"/>
+      <w:lvlText w:val=""/>
+      <w:lvlJc w:val="left"/>
+      <w:pPr>
+        <w:tabs>
+          <w:tab w:val="num" w:pos="3600"/>
+        </w:tabs>
+        <w:ind w:left="3600" w:hanging="360"/>
+      </w:pPr>
+      <w:rPr>
+        <w:rFonts w:ascii="Wingdings" w:hAnsi="Wingdings" w:hint="default"/>
+        <w:sz w:val="20"/>
+      </w:rPr>
+    </w:lvl>
+    <w:lvl w:ilvl="5" w:tentative="1">
+      <w:start w:val="1"/>
+      <w:numFmt w:val="bullet"/>
+      <w:lvlText w:val=""/>
+      <w:lvlJc w:val="left"/>
+      <w:pPr>
+        <w:tabs>
+          <w:tab w:val="num" w:pos="4320"/>
+        </w:tabs>
+        <w:ind w:left="4320" w:hanging="360"/>
+      </w:pPr>
+      <w:rPr>
+        <w:rFonts w:ascii="Wingdings" w:hAnsi="Wingdings" w:hint="default"/>
+        <w:sz w:val="20"/>
+      </w:rPr>
+    </w:lvl>
+    <w:lvl w:ilvl="6" w:tentative="1">
+      <w:start w:val="1"/>
+      <w:numFmt w:val="bullet"/>
+      <w:lvlText w:val=""/>
+      <w:lvlJc w:val="left"/>
+      <w:pPr>
+        <w:tabs>
+          <w:tab w:val="num" w:pos="5040"/>
+        </w:tabs>
+        <w:ind w:left="5040" w:hanging="360"/>
+      </w:pPr>
+      <w:rPr>
+        <w:rFonts w:ascii="Wingdings" w:hAnsi="Wingdings" w:hint="default"/>
+        <w:sz w:val="20"/>
+      </w:rPr>
+    </w:lvl>
+    <w:lvl w:ilvl="7" w:tentative="1">
+      <w:start w:val="1"/>
+      <w:numFmt w:val="bullet"/>
+      <w:lvlText w:val=""/>
+      <w:lvlJc w:val="left"/>
+      <w:pPr>
+        <w:tabs>
+          <w:tab w:val="num" w:pos="5760"/>
+        </w:tabs>
+        <w:ind w:left="5760" w:hanging="360"/>
+      </w:pPr>
+      <w:rPr>
+        <w:rFonts w:ascii="Wingdings" w:hAnsi="Wingdings" w:hint="default"/>
+        <w:sz w:val="20"/>
+      </w:rPr>
+    </w:lvl>
+    <w:lvl w:ilvl="8" w:tentative="1">
+      <w:start w:val="1"/>
+      <w:numFmt w:val="bullet"/>
+      <w:lvlText w:val=""/>
+      <w:lvlJc w:val="left"/>
+      <w:pPr>
+        <w:tabs>
+          <w:tab w:val="num" w:pos="6480"/>
+        </w:tabs>
+        <w:ind w:left="6480" w:hanging="360"/>
+      </w:pPr>
+      <w:rPr>
+        <w:rFonts w:ascii="Wingdings" w:hAnsi="Wingdings" w:hint="default"/>
+        <w:sz w:val="20"/>
+      </w:rPr>
+    </w:lvl>
+  </w:abstractNum>
+  <w:abstractNum w:abstractNumId="1" w15:restartNumberingAfterBreak="0">
+    <w:nsid w:val="0EF45C3D"/>
+    <w:multiLevelType w:val="multilevel"/>
+    <w:tmpl w:val="CD06F1C4"/>
+    <w:lvl w:ilvl="0">
+      <w:start w:val="1"/>
+      <w:numFmt w:val="bullet"/>
+      <w:lvlText w:val=""/>
+      <w:lvlJc w:val="left"/>
+      <w:pPr>
+        <w:tabs>
+          <w:tab w:val="num" w:pos="720"/>
+        </w:tabs>
+        <w:ind w:left="720" w:hanging="360"/>
+      </w:pPr>
+      <w:rPr>
+        <w:rFonts w:ascii="Symbol" w:hAnsi="Symbol" w:hint="default"/>
+        <w:sz w:val="20"/>
+      </w:rPr>
+    </w:lvl>
+    <w:lvl w:ilvl="1" w:tentative="1">
+      <w:start w:val="1"/>
+      <w:numFmt w:val="bullet"/>
+      <w:lvlText w:val="o"/>
+      <w:lvlJc w:val="left"/>
+      <w:pPr>
+        <w:tabs>
+          <w:tab w:val="num" w:pos="1440"/>
+        </w:tabs>
+        <w:ind w:left="1440" w:hanging="360"/>
+      </w:pPr>
+      <w:rPr>
+        <w:rFonts w:ascii="Courier New" w:hAnsi="Courier New" w:hint="default"/>
+        <w:sz w:val="20"/>
+      </w:rPr>
+    </w:lvl>
+    <w:lvl w:ilvl="2" w:tentative="1">
+      <w:start w:val="1"/>
+      <w:numFmt w:val="bullet"/>
+      <w:lvlText w:val=""/>
+      <w:lvlJc w:val="left"/>
+      <w:pPr>
+        <w:tabs>
+          <w:tab w:val="num" w:pos="2160"/>
+        </w:tabs>
+        <w:ind w:left="2160" w:hanging="360"/>
+      </w:pPr>
+      <w:rPr>
+        <w:rFonts w:ascii="Wingdings" w:hAnsi="Wingdings" w:hint="default"/>
+        <w:sz w:val="20"/>
+      </w:rPr>
+    </w:lvl>
+    <w:lvl w:ilvl="3" w:tentative="1">
+      <w:start w:val="1"/>
+      <w:numFmt w:val="bullet"/>
+      <w:lvlText w:val=""/>
+      <w:lvlJc w:val="left"/>
+      <w:pPr>
+        <w:tabs>
+          <w:tab w:val="num" w:pos="2880"/>
+        </w:tabs>
+        <w:ind w:left="2880" w:hanging="360"/>
+      </w:pPr>
+      <w:rPr>
+        <w:rFonts w:ascii="Wingdings" w:hAnsi="Wingdings" w:hint="default"/>
+        <w:sz w:val="20"/>
+      </w:rPr>
+    </w:lvl>
+    <w:lvl w:ilvl="4" w:tentative="1">
+      <w:start w:val="1"/>
+      <w:numFmt w:val="bullet"/>
+      <w:lvlText w:val=""/>
+      <w:lvlJc w:val="left"/>
+      <w:pPr>
+        <w:tabs>
+          <w:tab w:val="num" w:pos="3600"/>
+        </w:tabs>
+        <w:ind w:left="3600" w:hanging="360"/>
+      </w:pPr>
+      <w:rPr>
+        <w:rFonts w:ascii="Wingdings" w:hAnsi="Wingdings" w:hint="default"/>
+        <w:sz w:val="20"/>
+      </w:rPr>
+    </w:lvl>
+    <w:lvl w:ilvl="5" w:tentative="1">
+      <w:start w:val="1"/>
+      <w:numFmt w:val="bullet"/>
+      <w:lvlText w:val=""/>
+      <w:lvlJc w:val="left"/>
+      <w:pPr>
+        <w:tabs>
+          <w:tab w:val="num" w:pos="4320"/>
+        </w:tabs>
+        <w:ind w:left="4320" w:hanging="360"/>
+      </w:pPr>
+      <w:rPr>
+        <w:rFonts w:ascii="Wingdings" w:hAnsi="Wingdings" w:hint="default"/>
+        <w:sz w:val="20"/>
+      </w:rPr>
+    </w:lvl>
+    <w:lvl w:ilvl="6" w:tentative="1">
+      <w:start w:val="1"/>
+      <w:numFmt w:val="bullet"/>
+      <w:lvlText w:val=""/>
+      <w:lvlJc w:val="left"/>
+      <w:pPr>
+        <w:tabs>
+          <w:tab w:val="num" w:pos="5040"/>
+        </w:tabs>
+        <w:ind w:left="5040" w:hanging="360"/>
+      </w:pPr>
+      <w:rPr>
+        <w:rFonts w:ascii="Wingdings" w:hAnsi="Wingdings" w:hint="default"/>
+        <w:sz w:val="20"/>
+      </w:rPr>
+    </w:lvl>
+    <w:lvl w:ilvl="7" w:tentative="1">
+      <w:start w:val="1"/>
+      <w:numFmt w:val="bullet"/>
+      <w:lvlText w:val=""/>
+      <w:lvlJc w:val="left"/>
+      <w:pPr>
+        <w:tabs>
+          <w:tab w:val="num" w:pos="5760"/>
+        </w:tabs>
+        <w:ind w:left="5760" w:hanging="360"/>
+      </w:pPr>
+      <w:rPr>
+        <w:rFonts w:ascii="Wingdings" w:hAnsi="Wingdings" w:hint="default"/>
+        <w:sz w:val="20"/>
+      </w:rPr>
+    </w:lvl>
+    <w:lvl w:ilvl="8" w:tentative="1">
+      <w:start w:val="1"/>
+      <w:numFmt w:val="bullet"/>
+      <w:lvlText w:val=""/>
+      <w:lvlJc w:val="left"/>
+      <w:pPr>
+        <w:tabs>
+          <w:tab w:val="num" w:pos="6480"/>
+        </w:tabs>
+        <w:ind w:left="6480" w:hanging="360"/>
+      </w:pPr>
+      <w:rPr>
+        <w:rFonts w:ascii="Wingdings" w:hAnsi="Wingdings" w:hint="default"/>
+        <w:sz w:val="20"/>
+      </w:rPr>
+    </w:lvl>
+  </w:abstractNum>
+  <w:abstractNum w:abstractNumId="2" w15:restartNumberingAfterBreak="0">
+    <w:nsid w:val="12C961F1"/>
+    <w:multiLevelType w:val="multilevel"/>
+    <w:tmpl w:val="4CD03F52"/>
+    <w:lvl w:ilvl="0">
+      <w:start w:val="1"/>
+      <w:numFmt w:val="bullet"/>
+      <w:lvlText w:val=""/>
+      <w:lvlJc w:val="left"/>
+      <w:pPr>
+        <w:tabs>
+          <w:tab w:val="num" w:pos="720"/>
+        </w:tabs>
+        <w:ind w:left="720" w:hanging="360"/>
+      </w:pPr>
+      <w:rPr>
+        <w:rFonts w:ascii="Symbol" w:hAnsi="Symbol" w:hint="default"/>
+        <w:sz w:val="20"/>
+      </w:rPr>
+    </w:lvl>
+    <w:lvl w:ilvl="1" w:tentative="1">
+      <w:start w:val="1"/>
+      <w:numFmt w:val="bullet"/>
+      <w:lvlText w:val="o"/>
+      <w:lvlJc w:val="left"/>
+      <w:pPr>
+        <w:tabs>
+          <w:tab w:val="num" w:pos="1440"/>
+        </w:tabs>
+        <w:ind w:left="1440" w:hanging="360"/>
+      </w:pPr>
+      <w:rPr>
+        <w:rFonts w:ascii="Courier New" w:hAnsi="Courier New" w:hint="default"/>
+        <w:sz w:val="20"/>
+      </w:rPr>
+    </w:lvl>
+    <w:lvl w:ilvl="2" w:tentative="1">
+      <w:start w:val="1"/>
+      <w:numFmt w:val="bullet"/>
+      <w:lvlText w:val=""/>
+      <w:lvlJc w:val="left"/>
+      <w:pPr>
+        <w:tabs>
+          <w:tab w:val="num" w:pos="2160"/>
+        </w:tabs>
+        <w:ind w:left="2160" w:hanging="360"/>
+      </w:pPr>
+      <w:rPr>
+        <w:rFonts w:ascii="Wingdings" w:hAnsi="Wingdings" w:hint="default"/>
+        <w:sz w:val="20"/>
+      </w:rPr>
+    </w:lvl>
+    <w:lvl w:ilvl="3" w:tentative="1">
+      <w:start w:val="1"/>
+      <w:numFmt w:val="bullet"/>
+      <w:lvlText w:val=""/>
+      <w:lvlJc w:val="left"/>
+      <w:pPr>
+        <w:tabs>
+          <w:tab w:val="num" w:pos="2880"/>
+        </w:tabs>
+        <w:ind w:left="2880" w:hanging="360"/>
+      </w:pPr>
+      <w:rPr>
+        <w:rFonts w:ascii="Wingdings" w:hAnsi="Wingdings" w:hint="default"/>
+        <w:sz w:val="20"/>
+      </w:rPr>
+    </w:lvl>
+    <w:lvl w:ilvl="4" w:tentative="1">
+      <w:start w:val="1"/>
+      <w:numFmt w:val="bullet"/>
+      <w:lvlText w:val=""/>
+      <w:lvlJc w:val="left"/>
+      <w:pPr>
+        <w:tabs>
+          <w:tab w:val="num" w:pos="3600"/>
+        </w:tabs>
+        <w:ind w:left="3600" w:hanging="360"/>
+      </w:pPr>
+      <w:rPr>
+        <w:rFonts w:ascii="Wingdings" w:hAnsi="Wingdings" w:hint="default"/>
+        <w:sz w:val="20"/>
+      </w:rPr>
+    </w:lvl>
+    <w:lvl w:ilvl="5" w:tentative="1">
+      <w:start w:val="1"/>
+      <w:numFmt w:val="bullet"/>
+      <w:lvlText w:val=""/>
+      <w:lvlJc w:val="left"/>
+      <w:pPr>
+        <w:tabs>
+          <w:tab w:val="num" w:pos="4320"/>
+        </w:tabs>
+        <w:ind w:left="4320" w:hanging="360"/>
+      </w:pPr>
+      <w:rPr>
+        <w:rFonts w:ascii="Wingdings" w:hAnsi="Wingdings" w:hint="default"/>
+        <w:sz w:val="20"/>
+      </w:rPr>
+    </w:lvl>
+    <w:lvl w:ilvl="6" w:tentative="1">
+      <w:start w:val="1"/>
+      <w:numFmt w:val="bullet"/>
+      <w:lvlText w:val=""/>
+      <w:lvlJc w:val="left"/>
+      <w:pPr>
+        <w:tabs>
+          <w:tab w:val="num" w:pos="5040"/>
+        </w:tabs>
+        <w:ind w:left="5040" w:hanging="360"/>
+      </w:pPr>
+      <w:rPr>
+        <w:rFonts w:ascii="Wingdings" w:hAnsi="Wingdings" w:hint="default"/>
+        <w:sz w:val="20"/>
+      </w:rPr>
+    </w:lvl>
+    <w:lvl w:ilvl="7" w:tentative="1">
+      <w:start w:val="1"/>
+      <w:numFmt w:val="bullet"/>
+      <w:lvlText w:val=""/>
+      <w:lvlJc w:val="left"/>
+      <w:pPr>
+        <w:tabs>
+          <w:tab w:val="num" w:pos="5760"/>
+        </w:tabs>
+        <w:ind w:left="5760" w:hanging="360"/>
+      </w:pPr>
+      <w:rPr>
+        <w:rFonts w:ascii="Wingdings" w:hAnsi="Wingdings" w:hint="default"/>
+        <w:sz w:val="20"/>
+      </w:rPr>
+    </w:lvl>
+    <w:lvl w:ilvl="8" w:tentative="1">
+      <w:start w:val="1"/>
+      <w:numFmt w:val="bullet"/>
+      <w:lvlText w:val=""/>
+      <w:lvlJc w:val="left"/>
+      <w:pPr>
+        <w:tabs>
+          <w:tab w:val="num" w:pos="6480"/>
+        </w:tabs>
+        <w:ind w:left="6480" w:hanging="360"/>
+      </w:pPr>
+      <w:rPr>
+        <w:rFonts w:ascii="Wingdings" w:hAnsi="Wingdings" w:hint="default"/>
+        <w:sz w:val="20"/>
+      </w:rPr>
+    </w:lvl>
+  </w:abstractNum>
+  <w:abstractNum w:abstractNumId="3" w15:restartNumberingAfterBreak="0">
+    <w:nsid w:val="28A629DA"/>
+    <w:multiLevelType w:val="multilevel"/>
+    <w:tmpl w:val="95DCC25C"/>
+    <w:lvl w:ilvl="0">
+      <w:start w:val="1"/>
+      <w:numFmt w:val="bullet"/>
+      <w:lvlText w:val=""/>
+      <w:lvlJc w:val="left"/>
+      <w:pPr>
+        <w:tabs>
+          <w:tab w:val="num" w:pos="720"/>
+        </w:tabs>
+        <w:ind w:left="720" w:hanging="360"/>
+      </w:pPr>
+      <w:rPr>
+        <w:rFonts w:ascii="Symbol" w:hAnsi="Symbol" w:hint="default"/>
+        <w:sz w:val="20"/>
+      </w:rPr>
+    </w:lvl>
+    <w:lvl w:ilvl="1" w:tentative="1">
+      <w:start w:val="1"/>
+      <w:numFmt w:val="bullet"/>
+      <w:lvlText w:val="o"/>
+      <w:lvlJc w:val="left"/>
+      <w:pPr>
+        <w:tabs>
+          <w:tab w:val="num" w:pos="1440"/>
+        </w:tabs>
+        <w:ind w:left="1440" w:hanging="360"/>
+      </w:pPr>
+      <w:rPr>
+        <w:rFonts w:ascii="Courier New" w:hAnsi="Courier New" w:hint="default"/>
+        <w:sz w:val="20"/>
+      </w:rPr>
+    </w:lvl>
+    <w:lvl w:ilvl="2" w:tentative="1">
+      <w:start w:val="1"/>
+      <w:numFmt w:val="bullet"/>
+      <w:lvlText w:val=""/>
+      <w:lvlJc w:val="left"/>
+      <w:pPr>
+        <w:tabs>
+          <w:tab w:val="num" w:pos="2160"/>
+        </w:tabs>
+        <w:ind w:left="2160" w:hanging="360"/>
+      </w:pPr>
+      <w:rPr>
+        <w:rFonts w:ascii="Wingdings" w:hAnsi="Wingdings" w:hint="default"/>
+        <w:sz w:val="20"/>
+      </w:rPr>
+    </w:lvl>
+    <w:lvl w:ilvl="3" w:tentative="1">
+      <w:start w:val="1"/>
+      <w:numFmt w:val="bullet"/>
+      <w:lvlText w:val=""/>
+      <w:lvlJc w:val="left"/>
+      <w:pPr>
+        <w:tabs>
+          <w:tab w:val="num" w:pos="2880"/>
+        </w:tabs>
+        <w:ind w:left="2880" w:hanging="360"/>
+      </w:pPr>
+      <w:rPr>
+        <w:rFonts w:ascii="Wingdings" w:hAnsi="Wingdings" w:hint="default"/>
+        <w:sz w:val="20"/>
+      </w:rPr>
+    </w:lvl>
+    <w:lvl w:ilvl="4" w:tentative="1">
+      <w:start w:val="1"/>
+      <w:numFmt w:val="bullet"/>
+      <w:lvlText w:val=""/>
+      <w:lvlJc w:val="left"/>
+      <w:pPr>
+        <w:tabs>
+          <w:tab w:val="num" w:pos="3600"/>
+        </w:tabs>
+        <w:ind w:left="3600" w:hanging="360"/>
+      </w:pPr>
+      <w:rPr>
+        <w:rFonts w:ascii="Wingdings" w:hAnsi="Wingdings" w:hint="default"/>
+        <w:sz w:val="20"/>
+      </w:rPr>
+    </w:lvl>
+    <w:lvl w:ilvl="5" w:tentative="1">
+      <w:start w:val="1"/>
+      <w:numFmt w:val="bullet"/>
+      <w:lvlText w:val=""/>
+      <w:lvlJc w:val="left"/>
+      <w:pPr>
+        <w:tabs>
+          <w:tab w:val="num" w:pos="4320"/>
+        </w:tabs>
+        <w:ind w:left="4320" w:hanging="360"/>
+      </w:pPr>
+      <w:rPr>
+        <w:rFonts w:ascii="Wingdings" w:hAnsi="Wingdings" w:hint="default"/>
+        <w:sz w:val="20"/>
+      </w:rPr>
+    </w:lvl>
+    <w:lvl w:ilvl="6" w:tentative="1">
+      <w:start w:val="1"/>
+      <w:numFmt w:val="bullet"/>
+      <w:lvlText w:val=""/>
+      <w:lvlJc w:val="left"/>
+      <w:pPr>
+        <w:tabs>
+          <w:tab w:val="num" w:pos="5040"/>
+        </w:tabs>
+        <w:ind w:left="5040" w:hanging="360"/>
+      </w:pPr>
+      <w:rPr>
+        <w:rFonts w:ascii="Wingdings" w:hAnsi="Wingdings" w:hint="default"/>
+        <w:sz w:val="20"/>
+      </w:rPr>
+    </w:lvl>
+    <w:lvl w:ilvl="7" w:tentative="1">
+      <w:start w:val="1"/>
+      <w:numFmt w:val="bullet"/>
+      <w:lvlText w:val=""/>
+      <w:lvlJc w:val="left"/>
+      <w:pPr>
+        <w:tabs>
+          <w:tab w:val="num" w:pos="5760"/>
+        </w:tabs>
+        <w:ind w:left="5760" w:hanging="360"/>
+      </w:pPr>
+      <w:rPr>
+        <w:rFonts w:ascii="Wingdings" w:hAnsi="Wingdings" w:hint="default"/>
+        <w:sz w:val="20"/>
+      </w:rPr>
+    </w:lvl>
+    <w:lvl w:ilvl="8" w:tentative="1">
+      <w:start w:val="1"/>
+      <w:numFmt w:val="bullet"/>
+      <w:lvlText w:val=""/>
+      <w:lvlJc w:val="left"/>
+      <w:pPr>
+        <w:tabs>
+          <w:tab w:val="num" w:pos="6480"/>
+        </w:tabs>
+        <w:ind w:left="6480" w:hanging="360"/>
+      </w:pPr>
+      <w:rPr>
+        <w:rFonts w:ascii="Wingdings" w:hAnsi="Wingdings" w:hint="default"/>
+        <w:sz w:val="20"/>
+      </w:rPr>
+    </w:lvl>
+  </w:abstractNum>
+  <w:abstractNum w:abstractNumId="4" w15:restartNumberingAfterBreak="0">
+    <w:nsid w:val="2FDC38BE"/>
+    <w:multiLevelType w:val="multilevel"/>
+    <w:tmpl w:val="381AA714"/>
+    <w:lvl w:ilvl="0">
+      <w:start w:val="1"/>
+      <w:numFmt w:val="bullet"/>
+      <w:lvlText w:val=""/>
+      <w:lvlJc w:val="left"/>
+      <w:pPr>
+        <w:tabs>
+          <w:tab w:val="num" w:pos="720"/>
+        </w:tabs>
+        <w:ind w:left="720" w:hanging="360"/>
+      </w:pPr>
+      <w:rPr>
+        <w:rFonts w:ascii="Symbol" w:hAnsi="Symbol" w:hint="default"/>
+        <w:sz w:val="20"/>
+      </w:rPr>
+    </w:lvl>
+    <w:lvl w:ilvl="1" w:tentative="1">
+      <w:start w:val="1"/>
+      <w:numFmt w:val="bullet"/>
+      <w:lvlText w:val="o"/>
+      <w:lvlJc w:val="left"/>
+      <w:pPr>
+        <w:tabs>
+          <w:tab w:val="num" w:pos="1440"/>
+        </w:tabs>
+        <w:ind w:left="1440" w:hanging="360"/>
+      </w:pPr>
+      <w:rPr>
+        <w:rFonts w:ascii="Courier New" w:hAnsi="Courier New" w:hint="default"/>
+        <w:sz w:val="20"/>
+      </w:rPr>
+    </w:lvl>
+    <w:lvl w:ilvl="2" w:tentative="1">
+      <w:start w:val="1"/>
+      <w:numFmt w:val="bullet"/>
+      <w:lvlText w:val=""/>
+      <w:lvlJc w:val="left"/>
+      <w:pPr>
+        <w:tabs>
+          <w:tab w:val="num" w:pos="2160"/>
+        </w:tabs>
+        <w:ind w:left="2160" w:hanging="360"/>
+      </w:pPr>
+      <w:rPr>
+        <w:rFonts w:ascii="Wingdings" w:hAnsi="Wingdings" w:hint="default"/>
+        <w:sz w:val="20"/>
+      </w:rPr>
+    </w:lvl>
+    <w:lvl w:ilvl="3" w:tentative="1">
+      <w:start w:val="1"/>
+      <w:numFmt w:val="bullet"/>
+      <w:lvlText w:val=""/>
+      <w:lvlJc w:val="left"/>
+      <w:pPr>
+        <w:tabs>
+          <w:tab w:val="num" w:pos="2880"/>
+        </w:tabs>
+        <w:ind w:left="2880" w:hanging="360"/>
+      </w:pPr>
+      <w:rPr>
+        <w:rFonts w:ascii="Wingdings" w:hAnsi="Wingdings" w:hint="default"/>
+        <w:sz w:val="20"/>
+      </w:rPr>
+    </w:lvl>
+    <w:lvl w:ilvl="4" w:tentative="1">
+      <w:start w:val="1"/>
+      <w:numFmt w:val="bullet"/>
+      <w:lvlText w:val=""/>
+      <w:lvlJc w:val="left"/>
+      <w:pPr>
+        <w:tabs>
+          <w:tab w:val="num" w:pos="3600"/>
+        </w:tabs>
+        <w:ind w:left="3600" w:hanging="360"/>
+      </w:pPr>
+      <w:rPr>
+        <w:rFonts w:ascii="Wingdings" w:hAnsi="Wingdings" w:hint="default"/>
+        <w:sz w:val="20"/>
+      </w:rPr>
+    </w:lvl>
+    <w:lvl w:ilvl="5" w:tentative="1">
+      <w:start w:val="1"/>
+      <w:numFmt w:val="bullet"/>
+      <w:lvlText w:val=""/>
+      <w:lvlJc w:val="left"/>
+      <w:pPr>
+        <w:tabs>
+          <w:tab w:val="num" w:pos="4320"/>
+        </w:tabs>
+        <w:ind w:left="4320" w:hanging="360"/>
+      </w:pPr>
+      <w:rPr>
+        <w:rFonts w:ascii="Wingdings" w:hAnsi="Wingdings" w:hint="default"/>
+        <w:sz w:val="20"/>
+      </w:rPr>
+    </w:lvl>
+    <w:lvl w:ilvl="6" w:tentative="1">
+      <w:start w:val="1"/>
+      <w:numFmt w:val="bullet"/>
+      <w:lvlText w:val=""/>
+      <w:lvlJc w:val="left"/>
+      <w:pPr>
+        <w:tabs>
+          <w:tab w:val="num" w:pos="5040"/>
+        </w:tabs>
+        <w:ind w:left="5040" w:hanging="360"/>
+      </w:pPr>
+      <w:rPr>
+        <w:rFonts w:ascii="Wingdings" w:hAnsi="Wingdings" w:hint="default"/>
+        <w:sz w:val="20"/>
+      </w:rPr>
+    </w:lvl>
+    <w:lvl w:ilvl="7" w:tentative="1">
+      <w:start w:val="1"/>
+      <w:numFmt w:val="bullet"/>
+      <w:lvlText w:val=""/>
+      <w:lvlJc w:val="left"/>
+      <w:pPr>
+        <w:tabs>
+          <w:tab w:val="num" w:pos="5760"/>
+        </w:tabs>
+        <w:ind w:left="5760" w:hanging="360"/>
+      </w:pPr>
+      <w:rPr>
+        <w:rFonts w:ascii="Wingdings" w:hAnsi="Wingdings" w:hint="default"/>
+        <w:sz w:val="20"/>
+      </w:rPr>
+    </w:lvl>
+    <w:lvl w:ilvl="8" w:tentative="1">
+      <w:start w:val="1"/>
+      <w:numFmt w:val="bullet"/>
+      <w:lvlText w:val=""/>
+      <w:lvlJc w:val="left"/>
+      <w:pPr>
+        <w:tabs>
+          <w:tab w:val="num" w:pos="6480"/>
+        </w:tabs>
+        <w:ind w:left="6480" w:hanging="360"/>
+      </w:pPr>
+      <w:rPr>
+        <w:rFonts w:ascii="Wingdings" w:hAnsi="Wingdings" w:hint="default"/>
+        <w:sz w:val="20"/>
+      </w:rPr>
+    </w:lvl>
+  </w:abstractNum>
+  <w:abstractNum w:abstractNumId="5" w15:restartNumberingAfterBreak="0">
+    <w:nsid w:val="34030E70"/>
+    <w:multiLevelType w:val="multilevel"/>
+    <w:tmpl w:val="28885400"/>
+    <w:lvl w:ilvl="0">
+      <w:start w:val="1"/>
+      <w:numFmt w:val="bullet"/>
+      <w:lvlText w:val=""/>
+      <w:lvlJc w:val="left"/>
+      <w:pPr>
+        <w:tabs>
+          <w:tab w:val="num" w:pos="720"/>
+        </w:tabs>
+        <w:ind w:left="720" w:hanging="360"/>
+      </w:pPr>
+      <w:rPr>
+        <w:rFonts w:ascii="Symbol" w:hAnsi="Symbol" w:hint="default"/>
+        <w:sz w:val="20"/>
+      </w:rPr>
+    </w:lvl>
+    <w:lvl w:ilvl="1" w:tentative="1">
+      <w:start w:val="1"/>
+      <w:numFmt w:val="bullet"/>
+      <w:lvlText w:val="o"/>
+      <w:lvlJc w:val="left"/>
+      <w:pPr>
+        <w:tabs>
+          <w:tab w:val="num" w:pos="1440"/>
+        </w:tabs>
+        <w:ind w:left="1440" w:hanging="360"/>
+      </w:pPr>
+      <w:rPr>
+        <w:rFonts w:ascii="Courier New" w:hAnsi="Courier New" w:hint="default"/>
+        <w:sz w:val="20"/>
+      </w:rPr>
+    </w:lvl>
+    <w:lvl w:ilvl="2" w:tentative="1">
+      <w:start w:val="1"/>
+      <w:numFmt w:val="bullet"/>
+      <w:lvlText w:val=""/>
+      <w:lvlJc w:val="left"/>
+      <w:pPr>
+        <w:tabs>
+          <w:tab w:val="num" w:pos="2160"/>
+        </w:tabs>
+        <w:ind w:left="2160" w:hanging="360"/>
+      </w:pPr>
+      <w:rPr>
+        <w:rFonts w:ascii="Wingdings" w:hAnsi="Wingdings" w:hint="default"/>
+        <w:sz w:val="20"/>
+      </w:rPr>
+    </w:lvl>
+    <w:lvl w:ilvl="3" w:tentative="1">
+      <w:start w:val="1"/>
+      <w:numFmt w:val="bullet"/>
+      <w:lvlText w:val=""/>
+      <w:lvlJc w:val="left"/>
+      <w:pPr>
+        <w:tabs>
+          <w:tab w:val="num" w:pos="2880"/>
+        </w:tabs>
+        <w:ind w:left="2880" w:hanging="360"/>
+      </w:pPr>
+      <w:rPr>
+        <w:rFonts w:ascii="Wingdings" w:hAnsi="Wingdings" w:hint="default"/>
+        <w:sz w:val="20"/>
+      </w:rPr>
+    </w:lvl>
+    <w:lvl w:ilvl="4" w:tentative="1">
+      <w:start w:val="1"/>
+      <w:numFmt w:val="bullet"/>
+      <w:lvlText w:val=""/>
+      <w:lvlJc w:val="left"/>
+      <w:pPr>
+        <w:tabs>
+          <w:tab w:val="num" w:pos="3600"/>
+        </w:tabs>
+        <w:ind w:left="3600" w:hanging="360"/>
+      </w:pPr>
+      <w:rPr>
+        <w:rFonts w:ascii="Wingdings" w:hAnsi="Wingdings" w:hint="default"/>
+        <w:sz w:val="20"/>
+      </w:rPr>
+    </w:lvl>
+    <w:lvl w:ilvl="5" w:tentative="1">
+      <w:start w:val="1"/>
+      <w:numFmt w:val="bullet"/>
+      <w:lvlText w:val=""/>
+      <w:lvlJc w:val="left"/>
+      <w:pPr>
+        <w:tabs>
+          <w:tab w:val="num" w:pos="4320"/>
+        </w:tabs>
+        <w:ind w:left="4320" w:hanging="360"/>
+      </w:pPr>
+      <w:rPr>
+        <w:rFonts w:ascii="Wingdings" w:hAnsi="Wingdings" w:hint="default"/>
+        <w:sz w:val="20"/>
+      </w:rPr>
+    </w:lvl>
+    <w:lvl w:ilvl="6" w:tentative="1">
+      <w:start w:val="1"/>
+      <w:numFmt w:val="bullet"/>
+      <w:lvlText w:val=""/>
+      <w:lvlJc w:val="left"/>
+      <w:pPr>
+        <w:tabs>
+          <w:tab w:val="num" w:pos="5040"/>
+        </w:tabs>
+        <w:ind w:left="5040" w:hanging="360"/>
+      </w:pPr>
+      <w:rPr>
+        <w:rFonts w:ascii="Wingdings" w:hAnsi="Wingdings" w:hint="default"/>
+        <w:sz w:val="20"/>
+      </w:rPr>
+    </w:lvl>
+    <w:lvl w:ilvl="7" w:tentative="1">
+      <w:start w:val="1"/>
+      <w:numFmt w:val="bullet"/>
+      <w:lvlText w:val=""/>
+      <w:lvlJc w:val="left"/>
+      <w:pPr>
+        <w:tabs>
+          <w:tab w:val="num" w:pos="5760"/>
+        </w:tabs>
+        <w:ind w:left="5760" w:hanging="360"/>
+      </w:pPr>
+      <w:rPr>
+        <w:rFonts w:ascii="Wingdings" w:hAnsi="Wingdings" w:hint="default"/>
+        <w:sz w:val="20"/>
+      </w:rPr>
+    </w:lvl>
+    <w:lvl w:ilvl="8" w:tentative="1">
+      <w:start w:val="1"/>
+      <w:numFmt w:val="bullet"/>
+      <w:lvlText w:val=""/>
+      <w:lvlJc w:val="left"/>
+      <w:pPr>
+        <w:tabs>
+          <w:tab w:val="num" w:pos="6480"/>
+        </w:tabs>
+        <w:ind w:left="6480" w:hanging="360"/>
+      </w:pPr>
+      <w:rPr>
+        <w:rFonts w:ascii="Wingdings" w:hAnsi="Wingdings" w:hint="default"/>
+        <w:sz w:val="20"/>
+      </w:rPr>
+    </w:lvl>
+  </w:abstractNum>
+  <w:abstractNum w:abstractNumId="6" w15:restartNumberingAfterBreak="0">
     <w:nsid w:val="37945A82"/>
     <w:multiLevelType w:val="multilevel"/>
     <w:tmpl w:val="0FD24362"/>
@@ -1055,8 +3592,902 @@
       </w:rPr>
     </w:lvl>
   </w:abstractNum>
+  <w:abstractNum w:abstractNumId="7" w15:restartNumberingAfterBreak="0">
+    <w:nsid w:val="5BC30DDD"/>
+    <w:multiLevelType w:val="multilevel"/>
+    <w:tmpl w:val="193ED930"/>
+    <w:lvl w:ilvl="0">
+      <w:start w:val="1"/>
+      <w:numFmt w:val="bullet"/>
+      <w:lvlText w:val=""/>
+      <w:lvlJc w:val="left"/>
+      <w:pPr>
+        <w:tabs>
+          <w:tab w:val="num" w:pos="720"/>
+        </w:tabs>
+        <w:ind w:left="720" w:hanging="360"/>
+      </w:pPr>
+      <w:rPr>
+        <w:rFonts w:ascii="Symbol" w:hAnsi="Symbol" w:hint="default"/>
+        <w:sz w:val="20"/>
+      </w:rPr>
+    </w:lvl>
+    <w:lvl w:ilvl="1" w:tentative="1">
+      <w:start w:val="1"/>
+      <w:numFmt w:val="bullet"/>
+      <w:lvlText w:val="o"/>
+      <w:lvlJc w:val="left"/>
+      <w:pPr>
+        <w:tabs>
+          <w:tab w:val="num" w:pos="1440"/>
+        </w:tabs>
+        <w:ind w:left="1440" w:hanging="360"/>
+      </w:pPr>
+      <w:rPr>
+        <w:rFonts w:ascii="Courier New" w:hAnsi="Courier New" w:hint="default"/>
+        <w:sz w:val="20"/>
+      </w:rPr>
+    </w:lvl>
+    <w:lvl w:ilvl="2" w:tentative="1">
+      <w:start w:val="1"/>
+      <w:numFmt w:val="bullet"/>
+      <w:lvlText w:val=""/>
+      <w:lvlJc w:val="left"/>
+      <w:pPr>
+        <w:tabs>
+          <w:tab w:val="num" w:pos="2160"/>
+        </w:tabs>
+        <w:ind w:left="2160" w:hanging="360"/>
+      </w:pPr>
+      <w:rPr>
+        <w:rFonts w:ascii="Wingdings" w:hAnsi="Wingdings" w:hint="default"/>
+        <w:sz w:val="20"/>
+      </w:rPr>
+    </w:lvl>
+    <w:lvl w:ilvl="3" w:tentative="1">
+      <w:start w:val="1"/>
+      <w:numFmt w:val="bullet"/>
+      <w:lvlText w:val=""/>
+      <w:lvlJc w:val="left"/>
+      <w:pPr>
+        <w:tabs>
+          <w:tab w:val="num" w:pos="2880"/>
+        </w:tabs>
+        <w:ind w:left="2880" w:hanging="360"/>
+      </w:pPr>
+      <w:rPr>
+        <w:rFonts w:ascii="Wingdings" w:hAnsi="Wingdings" w:hint="default"/>
+        <w:sz w:val="20"/>
+      </w:rPr>
+    </w:lvl>
+    <w:lvl w:ilvl="4" w:tentative="1">
+      <w:start w:val="1"/>
+      <w:numFmt w:val="bullet"/>
+      <w:lvlText w:val=""/>
+      <w:lvlJc w:val="left"/>
+      <w:pPr>
+        <w:tabs>
+          <w:tab w:val="num" w:pos="3600"/>
+        </w:tabs>
+        <w:ind w:left="3600" w:hanging="360"/>
+      </w:pPr>
+      <w:rPr>
+        <w:rFonts w:ascii="Wingdings" w:hAnsi="Wingdings" w:hint="default"/>
+        <w:sz w:val="20"/>
+      </w:rPr>
+    </w:lvl>
+    <w:lvl w:ilvl="5" w:tentative="1">
+      <w:start w:val="1"/>
+      <w:numFmt w:val="bullet"/>
+      <w:lvlText w:val=""/>
+      <w:lvlJc w:val="left"/>
+      <w:pPr>
+        <w:tabs>
+          <w:tab w:val="num" w:pos="4320"/>
+        </w:tabs>
+        <w:ind w:left="4320" w:hanging="360"/>
+      </w:pPr>
+      <w:rPr>
+        <w:rFonts w:ascii="Wingdings" w:hAnsi="Wingdings" w:hint="default"/>
+        <w:sz w:val="20"/>
+      </w:rPr>
+    </w:lvl>
+    <w:lvl w:ilvl="6" w:tentative="1">
+      <w:start w:val="1"/>
+      <w:numFmt w:val="bullet"/>
+      <w:lvlText w:val=""/>
+      <w:lvlJc w:val="left"/>
+      <w:pPr>
+        <w:tabs>
+          <w:tab w:val="num" w:pos="5040"/>
+        </w:tabs>
+        <w:ind w:left="5040" w:hanging="360"/>
+      </w:pPr>
+      <w:rPr>
+        <w:rFonts w:ascii="Wingdings" w:hAnsi="Wingdings" w:hint="default"/>
+        <w:sz w:val="20"/>
+      </w:rPr>
+    </w:lvl>
+    <w:lvl w:ilvl="7" w:tentative="1">
+      <w:start w:val="1"/>
+      <w:numFmt w:val="bullet"/>
+      <w:lvlText w:val=""/>
+      <w:lvlJc w:val="left"/>
+      <w:pPr>
+        <w:tabs>
+          <w:tab w:val="num" w:pos="5760"/>
+        </w:tabs>
+        <w:ind w:left="5760" w:hanging="360"/>
+      </w:pPr>
+      <w:rPr>
+        <w:rFonts w:ascii="Wingdings" w:hAnsi="Wingdings" w:hint="default"/>
+        <w:sz w:val="20"/>
+      </w:rPr>
+    </w:lvl>
+    <w:lvl w:ilvl="8" w:tentative="1">
+      <w:start w:val="1"/>
+      <w:numFmt w:val="bullet"/>
+      <w:lvlText w:val=""/>
+      <w:lvlJc w:val="left"/>
+      <w:pPr>
+        <w:tabs>
+          <w:tab w:val="num" w:pos="6480"/>
+        </w:tabs>
+        <w:ind w:left="6480" w:hanging="360"/>
+      </w:pPr>
+      <w:rPr>
+        <w:rFonts w:ascii="Wingdings" w:hAnsi="Wingdings" w:hint="default"/>
+        <w:sz w:val="20"/>
+      </w:rPr>
+    </w:lvl>
+  </w:abstractNum>
+  <w:abstractNum w:abstractNumId="8" w15:restartNumberingAfterBreak="0">
+    <w:nsid w:val="5D99017C"/>
+    <w:multiLevelType w:val="multilevel"/>
+    <w:tmpl w:val="3A507AB0"/>
+    <w:lvl w:ilvl="0">
+      <w:start w:val="1"/>
+      <w:numFmt w:val="decimal"/>
+      <w:lvlText w:val="%1."/>
+      <w:lvlJc w:val="left"/>
+      <w:pPr>
+        <w:tabs>
+          <w:tab w:val="num" w:pos="720"/>
+        </w:tabs>
+        <w:ind w:left="720" w:hanging="360"/>
+      </w:pPr>
+    </w:lvl>
+    <w:lvl w:ilvl="1" w:tentative="1">
+      <w:start w:val="1"/>
+      <w:numFmt w:val="decimal"/>
+      <w:lvlText w:val="%2."/>
+      <w:lvlJc w:val="left"/>
+      <w:pPr>
+        <w:tabs>
+          <w:tab w:val="num" w:pos="1440"/>
+        </w:tabs>
+        <w:ind w:left="1440" w:hanging="360"/>
+      </w:pPr>
+    </w:lvl>
+    <w:lvl w:ilvl="2" w:tentative="1">
+      <w:start w:val="1"/>
+      <w:numFmt w:val="decimal"/>
+      <w:lvlText w:val="%3."/>
+      <w:lvlJc w:val="left"/>
+      <w:pPr>
+        <w:tabs>
+          <w:tab w:val="num" w:pos="2160"/>
+        </w:tabs>
+        <w:ind w:left="2160" w:hanging="360"/>
+      </w:pPr>
+    </w:lvl>
+    <w:lvl w:ilvl="3" w:tentative="1">
+      <w:start w:val="1"/>
+      <w:numFmt w:val="decimal"/>
+      <w:lvlText w:val="%4."/>
+      <w:lvlJc w:val="left"/>
+      <w:pPr>
+        <w:tabs>
+          <w:tab w:val="num" w:pos="2880"/>
+        </w:tabs>
+        <w:ind w:left="2880" w:hanging="360"/>
+      </w:pPr>
+    </w:lvl>
+    <w:lvl w:ilvl="4" w:tentative="1">
+      <w:start w:val="1"/>
+      <w:numFmt w:val="decimal"/>
+      <w:lvlText w:val="%5."/>
+      <w:lvlJc w:val="left"/>
+      <w:pPr>
+        <w:tabs>
+          <w:tab w:val="num" w:pos="3600"/>
+        </w:tabs>
+        <w:ind w:left="3600" w:hanging="360"/>
+      </w:pPr>
+    </w:lvl>
+    <w:lvl w:ilvl="5" w:tentative="1">
+      <w:start w:val="1"/>
+      <w:numFmt w:val="decimal"/>
+      <w:lvlText w:val="%6."/>
+      <w:lvlJc w:val="left"/>
+      <w:pPr>
+        <w:tabs>
+          <w:tab w:val="num" w:pos="4320"/>
+        </w:tabs>
+        <w:ind w:left="4320" w:hanging="360"/>
+      </w:pPr>
+    </w:lvl>
+    <w:lvl w:ilvl="6" w:tentative="1">
+      <w:start w:val="1"/>
+      <w:numFmt w:val="decimal"/>
+      <w:lvlText w:val="%7."/>
+      <w:lvlJc w:val="left"/>
+      <w:pPr>
+        <w:tabs>
+          <w:tab w:val="num" w:pos="5040"/>
+        </w:tabs>
+        <w:ind w:left="5040" w:hanging="360"/>
+      </w:pPr>
+    </w:lvl>
+    <w:lvl w:ilvl="7" w:tentative="1">
+      <w:start w:val="1"/>
+      <w:numFmt w:val="decimal"/>
+      <w:lvlText w:val="%8."/>
+      <w:lvlJc w:val="left"/>
+      <w:pPr>
+        <w:tabs>
+          <w:tab w:val="num" w:pos="5760"/>
+        </w:tabs>
+        <w:ind w:left="5760" w:hanging="360"/>
+      </w:pPr>
+    </w:lvl>
+    <w:lvl w:ilvl="8" w:tentative="1">
+      <w:start w:val="1"/>
+      <w:numFmt w:val="decimal"/>
+      <w:lvlText w:val="%9."/>
+      <w:lvlJc w:val="left"/>
+      <w:pPr>
+        <w:tabs>
+          <w:tab w:val="num" w:pos="6480"/>
+        </w:tabs>
+        <w:ind w:left="6480" w:hanging="360"/>
+      </w:pPr>
+    </w:lvl>
+  </w:abstractNum>
+  <w:abstractNum w:abstractNumId="9" w15:restartNumberingAfterBreak="0">
+    <w:nsid w:val="6C401970"/>
+    <w:multiLevelType w:val="multilevel"/>
+    <w:tmpl w:val="4770FAC2"/>
+    <w:lvl w:ilvl="0">
+      <w:start w:val="1"/>
+      <w:numFmt w:val="bullet"/>
+      <w:lvlText w:val=""/>
+      <w:lvlJc w:val="left"/>
+      <w:pPr>
+        <w:tabs>
+          <w:tab w:val="num" w:pos="720"/>
+        </w:tabs>
+        <w:ind w:left="720" w:hanging="360"/>
+      </w:pPr>
+      <w:rPr>
+        <w:rFonts w:ascii="Symbol" w:hAnsi="Symbol" w:hint="default"/>
+        <w:sz w:val="20"/>
+      </w:rPr>
+    </w:lvl>
+    <w:lvl w:ilvl="1" w:tentative="1">
+      <w:start w:val="1"/>
+      <w:numFmt w:val="bullet"/>
+      <w:lvlText w:val="o"/>
+      <w:lvlJc w:val="left"/>
+      <w:pPr>
+        <w:tabs>
+          <w:tab w:val="num" w:pos="1440"/>
+        </w:tabs>
+        <w:ind w:left="1440" w:hanging="360"/>
+      </w:pPr>
+      <w:rPr>
+        <w:rFonts w:ascii="Courier New" w:hAnsi="Courier New" w:hint="default"/>
+        <w:sz w:val="20"/>
+      </w:rPr>
+    </w:lvl>
+    <w:lvl w:ilvl="2" w:tentative="1">
+      <w:start w:val="1"/>
+      <w:numFmt w:val="bullet"/>
+      <w:lvlText w:val=""/>
+      <w:lvlJc w:val="left"/>
+      <w:pPr>
+        <w:tabs>
+          <w:tab w:val="num" w:pos="2160"/>
+        </w:tabs>
+        <w:ind w:left="2160" w:hanging="360"/>
+      </w:pPr>
+      <w:rPr>
+        <w:rFonts w:ascii="Wingdings" w:hAnsi="Wingdings" w:hint="default"/>
+        <w:sz w:val="20"/>
+      </w:rPr>
+    </w:lvl>
+    <w:lvl w:ilvl="3" w:tentative="1">
+      <w:start w:val="1"/>
+      <w:numFmt w:val="bullet"/>
+      <w:lvlText w:val=""/>
+      <w:lvlJc w:val="left"/>
+      <w:pPr>
+        <w:tabs>
+          <w:tab w:val="num" w:pos="2880"/>
+        </w:tabs>
+        <w:ind w:left="2880" w:hanging="360"/>
+      </w:pPr>
+      <w:rPr>
+        <w:rFonts w:ascii="Wingdings" w:hAnsi="Wingdings" w:hint="default"/>
+        <w:sz w:val="20"/>
+      </w:rPr>
+    </w:lvl>
+    <w:lvl w:ilvl="4" w:tentative="1">
+      <w:start w:val="1"/>
+      <w:numFmt w:val="bullet"/>
+      <w:lvlText w:val=""/>
+      <w:lvlJc w:val="left"/>
+      <w:pPr>
+        <w:tabs>
+          <w:tab w:val="num" w:pos="3600"/>
+        </w:tabs>
+        <w:ind w:left="3600" w:hanging="360"/>
+      </w:pPr>
+      <w:rPr>
+        <w:rFonts w:ascii="Wingdings" w:hAnsi="Wingdings" w:hint="default"/>
+        <w:sz w:val="20"/>
+      </w:rPr>
+    </w:lvl>
+    <w:lvl w:ilvl="5" w:tentative="1">
+      <w:start w:val="1"/>
+      <w:numFmt w:val="bullet"/>
+      <w:lvlText w:val=""/>
+      <w:lvlJc w:val="left"/>
+      <w:pPr>
+        <w:tabs>
+          <w:tab w:val="num" w:pos="4320"/>
+        </w:tabs>
+        <w:ind w:left="4320" w:hanging="360"/>
+      </w:pPr>
+      <w:rPr>
+        <w:rFonts w:ascii="Wingdings" w:hAnsi="Wingdings" w:hint="default"/>
+        <w:sz w:val="20"/>
+      </w:rPr>
+    </w:lvl>
+    <w:lvl w:ilvl="6" w:tentative="1">
+      <w:start w:val="1"/>
+      <w:numFmt w:val="bullet"/>
+      <w:lvlText w:val=""/>
+      <w:lvlJc w:val="left"/>
+      <w:pPr>
+        <w:tabs>
+          <w:tab w:val="num" w:pos="5040"/>
+        </w:tabs>
+        <w:ind w:left="5040" w:hanging="360"/>
+      </w:pPr>
+      <w:rPr>
+        <w:rFonts w:ascii="Wingdings" w:hAnsi="Wingdings" w:hint="default"/>
+        <w:sz w:val="20"/>
+      </w:rPr>
+    </w:lvl>
+    <w:lvl w:ilvl="7" w:tentative="1">
+      <w:start w:val="1"/>
+      <w:numFmt w:val="bullet"/>
+      <w:lvlText w:val=""/>
+      <w:lvlJc w:val="left"/>
+      <w:pPr>
+        <w:tabs>
+          <w:tab w:val="num" w:pos="5760"/>
+        </w:tabs>
+        <w:ind w:left="5760" w:hanging="360"/>
+      </w:pPr>
+      <w:rPr>
+        <w:rFonts w:ascii="Wingdings" w:hAnsi="Wingdings" w:hint="default"/>
+        <w:sz w:val="20"/>
+      </w:rPr>
+    </w:lvl>
+    <w:lvl w:ilvl="8" w:tentative="1">
+      <w:start w:val="1"/>
+      <w:numFmt w:val="bullet"/>
+      <w:lvlText w:val=""/>
+      <w:lvlJc w:val="left"/>
+      <w:pPr>
+        <w:tabs>
+          <w:tab w:val="num" w:pos="6480"/>
+        </w:tabs>
+        <w:ind w:left="6480" w:hanging="360"/>
+      </w:pPr>
+      <w:rPr>
+        <w:rFonts w:ascii="Wingdings" w:hAnsi="Wingdings" w:hint="default"/>
+        <w:sz w:val="20"/>
+      </w:rPr>
+    </w:lvl>
+  </w:abstractNum>
+  <w:abstractNum w:abstractNumId="10" w15:restartNumberingAfterBreak="0">
+    <w:nsid w:val="6F9327D1"/>
+    <w:multiLevelType w:val="multilevel"/>
+    <w:tmpl w:val="743E1372"/>
+    <w:lvl w:ilvl="0">
+      <w:start w:val="1"/>
+      <w:numFmt w:val="bullet"/>
+      <w:lvlText w:val=""/>
+      <w:lvlJc w:val="left"/>
+      <w:pPr>
+        <w:tabs>
+          <w:tab w:val="num" w:pos="720"/>
+        </w:tabs>
+        <w:ind w:left="720" w:hanging="360"/>
+      </w:pPr>
+      <w:rPr>
+        <w:rFonts w:ascii="Symbol" w:hAnsi="Symbol" w:hint="default"/>
+        <w:sz w:val="20"/>
+      </w:rPr>
+    </w:lvl>
+    <w:lvl w:ilvl="1" w:tentative="1">
+      <w:start w:val="1"/>
+      <w:numFmt w:val="bullet"/>
+      <w:lvlText w:val="o"/>
+      <w:lvlJc w:val="left"/>
+      <w:pPr>
+        <w:tabs>
+          <w:tab w:val="num" w:pos="1440"/>
+        </w:tabs>
+        <w:ind w:left="1440" w:hanging="360"/>
+      </w:pPr>
+      <w:rPr>
+        <w:rFonts w:ascii="Courier New" w:hAnsi="Courier New" w:hint="default"/>
+        <w:sz w:val="20"/>
+      </w:rPr>
+    </w:lvl>
+    <w:lvl w:ilvl="2" w:tentative="1">
+      <w:start w:val="1"/>
+      <w:numFmt w:val="bullet"/>
+      <w:lvlText w:val=""/>
+      <w:lvlJc w:val="left"/>
+      <w:pPr>
+        <w:tabs>
+          <w:tab w:val="num" w:pos="2160"/>
+        </w:tabs>
+        <w:ind w:left="2160" w:hanging="360"/>
+      </w:pPr>
+      <w:rPr>
+        <w:rFonts w:ascii="Wingdings" w:hAnsi="Wingdings" w:hint="default"/>
+        <w:sz w:val="20"/>
+      </w:rPr>
+    </w:lvl>
+    <w:lvl w:ilvl="3" w:tentative="1">
+      <w:start w:val="1"/>
+      <w:numFmt w:val="bullet"/>
+      <w:lvlText w:val=""/>
+      <w:lvlJc w:val="left"/>
+      <w:pPr>
+        <w:tabs>
+          <w:tab w:val="num" w:pos="2880"/>
+        </w:tabs>
+        <w:ind w:left="2880" w:hanging="360"/>
+      </w:pPr>
+      <w:rPr>
+        <w:rFonts w:ascii="Wingdings" w:hAnsi="Wingdings" w:hint="default"/>
+        <w:sz w:val="20"/>
+      </w:rPr>
+    </w:lvl>
+    <w:lvl w:ilvl="4" w:tentative="1">
+      <w:start w:val="1"/>
+      <w:numFmt w:val="bullet"/>
+      <w:lvlText w:val=""/>
+      <w:lvlJc w:val="left"/>
+      <w:pPr>
+        <w:tabs>
+          <w:tab w:val="num" w:pos="3600"/>
+        </w:tabs>
+        <w:ind w:left="3600" w:hanging="360"/>
+      </w:pPr>
+      <w:rPr>
+        <w:rFonts w:ascii="Wingdings" w:hAnsi="Wingdings" w:hint="default"/>
+        <w:sz w:val="20"/>
+      </w:rPr>
+    </w:lvl>
+    <w:lvl w:ilvl="5" w:tentative="1">
+      <w:start w:val="1"/>
+      <w:numFmt w:val="bullet"/>
+      <w:lvlText w:val=""/>
+      <w:lvlJc w:val="left"/>
+      <w:pPr>
+        <w:tabs>
+          <w:tab w:val="num" w:pos="4320"/>
+        </w:tabs>
+        <w:ind w:left="4320" w:hanging="360"/>
+      </w:pPr>
+      <w:rPr>
+        <w:rFonts w:ascii="Wingdings" w:hAnsi="Wingdings" w:hint="default"/>
+        <w:sz w:val="20"/>
+      </w:rPr>
+    </w:lvl>
+    <w:lvl w:ilvl="6" w:tentative="1">
+      <w:start w:val="1"/>
+      <w:numFmt w:val="bullet"/>
+      <w:lvlText w:val=""/>
+      <w:lvlJc w:val="left"/>
+      <w:pPr>
+        <w:tabs>
+          <w:tab w:val="num" w:pos="5040"/>
+        </w:tabs>
+        <w:ind w:left="5040" w:hanging="360"/>
+      </w:pPr>
+      <w:rPr>
+        <w:rFonts w:ascii="Wingdings" w:hAnsi="Wingdings" w:hint="default"/>
+        <w:sz w:val="20"/>
+      </w:rPr>
+    </w:lvl>
+    <w:lvl w:ilvl="7" w:tentative="1">
+      <w:start w:val="1"/>
+      <w:numFmt w:val="bullet"/>
+      <w:lvlText w:val=""/>
+      <w:lvlJc w:val="left"/>
+      <w:pPr>
+        <w:tabs>
+          <w:tab w:val="num" w:pos="5760"/>
+        </w:tabs>
+        <w:ind w:left="5760" w:hanging="360"/>
+      </w:pPr>
+      <w:rPr>
+        <w:rFonts w:ascii="Wingdings" w:hAnsi="Wingdings" w:hint="default"/>
+        <w:sz w:val="20"/>
+      </w:rPr>
+    </w:lvl>
+    <w:lvl w:ilvl="8" w:tentative="1">
+      <w:start w:val="1"/>
+      <w:numFmt w:val="bullet"/>
+      <w:lvlText w:val=""/>
+      <w:lvlJc w:val="left"/>
+      <w:pPr>
+        <w:tabs>
+          <w:tab w:val="num" w:pos="6480"/>
+        </w:tabs>
+        <w:ind w:left="6480" w:hanging="360"/>
+      </w:pPr>
+      <w:rPr>
+        <w:rFonts w:ascii="Wingdings" w:hAnsi="Wingdings" w:hint="default"/>
+        <w:sz w:val="20"/>
+      </w:rPr>
+    </w:lvl>
+  </w:abstractNum>
+  <w:abstractNum w:abstractNumId="11" w15:restartNumberingAfterBreak="0">
+    <w:nsid w:val="7D660446"/>
+    <w:multiLevelType w:val="multilevel"/>
+    <w:tmpl w:val="546059F0"/>
+    <w:lvl w:ilvl="0">
+      <w:start w:val="1"/>
+      <w:numFmt w:val="bullet"/>
+      <w:lvlText w:val=""/>
+      <w:lvlJc w:val="left"/>
+      <w:pPr>
+        <w:tabs>
+          <w:tab w:val="num" w:pos="720"/>
+        </w:tabs>
+        <w:ind w:left="720" w:hanging="360"/>
+      </w:pPr>
+      <w:rPr>
+        <w:rFonts w:ascii="Symbol" w:hAnsi="Symbol" w:hint="default"/>
+        <w:sz w:val="20"/>
+      </w:rPr>
+    </w:lvl>
+    <w:lvl w:ilvl="1" w:tentative="1">
+      <w:start w:val="1"/>
+      <w:numFmt w:val="bullet"/>
+      <w:lvlText w:val="o"/>
+      <w:lvlJc w:val="left"/>
+      <w:pPr>
+        <w:tabs>
+          <w:tab w:val="num" w:pos="1440"/>
+        </w:tabs>
+        <w:ind w:left="1440" w:hanging="360"/>
+      </w:pPr>
+      <w:rPr>
+        <w:rFonts w:ascii="Courier New" w:hAnsi="Courier New" w:hint="default"/>
+        <w:sz w:val="20"/>
+      </w:rPr>
+    </w:lvl>
+    <w:lvl w:ilvl="2" w:tentative="1">
+      <w:start w:val="1"/>
+      <w:numFmt w:val="bullet"/>
+      <w:lvlText w:val=""/>
+      <w:lvlJc w:val="left"/>
+      <w:pPr>
+        <w:tabs>
+          <w:tab w:val="num" w:pos="2160"/>
+        </w:tabs>
+        <w:ind w:left="2160" w:hanging="360"/>
+      </w:pPr>
+      <w:rPr>
+        <w:rFonts w:ascii="Wingdings" w:hAnsi="Wingdings" w:hint="default"/>
+        <w:sz w:val="20"/>
+      </w:rPr>
+    </w:lvl>
+    <w:lvl w:ilvl="3" w:tentative="1">
+      <w:start w:val="1"/>
+      <w:numFmt w:val="bullet"/>
+      <w:lvlText w:val=""/>
+      <w:lvlJc w:val="left"/>
+      <w:pPr>
+        <w:tabs>
+          <w:tab w:val="num" w:pos="2880"/>
+        </w:tabs>
+        <w:ind w:left="2880" w:hanging="360"/>
+      </w:pPr>
+      <w:rPr>
+        <w:rFonts w:ascii="Wingdings" w:hAnsi="Wingdings" w:hint="default"/>
+        <w:sz w:val="20"/>
+      </w:rPr>
+    </w:lvl>
+    <w:lvl w:ilvl="4" w:tentative="1">
+      <w:start w:val="1"/>
+      <w:numFmt w:val="bullet"/>
+      <w:lvlText w:val=""/>
+      <w:lvlJc w:val="left"/>
+      <w:pPr>
+        <w:tabs>
+          <w:tab w:val="num" w:pos="3600"/>
+        </w:tabs>
+        <w:ind w:left="3600" w:hanging="360"/>
+      </w:pPr>
+      <w:rPr>
+        <w:rFonts w:ascii="Wingdings" w:hAnsi="Wingdings" w:hint="default"/>
+        <w:sz w:val="20"/>
+      </w:rPr>
+    </w:lvl>
+    <w:lvl w:ilvl="5" w:tentative="1">
+      <w:start w:val="1"/>
+      <w:numFmt w:val="bullet"/>
+      <w:lvlText w:val=""/>
+      <w:lvlJc w:val="left"/>
+      <w:pPr>
+        <w:tabs>
+          <w:tab w:val="num" w:pos="4320"/>
+        </w:tabs>
+        <w:ind w:left="4320" w:hanging="360"/>
+      </w:pPr>
+      <w:rPr>
+        <w:rFonts w:ascii="Wingdings" w:hAnsi="Wingdings" w:hint="default"/>
+        <w:sz w:val="20"/>
+      </w:rPr>
+    </w:lvl>
+    <w:lvl w:ilvl="6" w:tentative="1">
+      <w:start w:val="1"/>
+      <w:numFmt w:val="bullet"/>
+      <w:lvlText w:val=""/>
+      <w:lvlJc w:val="left"/>
+      <w:pPr>
+        <w:tabs>
+          <w:tab w:val="num" w:pos="5040"/>
+        </w:tabs>
+        <w:ind w:left="5040" w:hanging="360"/>
+      </w:pPr>
+      <w:rPr>
+        <w:rFonts w:ascii="Wingdings" w:hAnsi="Wingdings" w:hint="default"/>
+        <w:sz w:val="20"/>
+      </w:rPr>
+    </w:lvl>
+    <w:lvl w:ilvl="7" w:tentative="1">
+      <w:start w:val="1"/>
+      <w:numFmt w:val="bullet"/>
+      <w:lvlText w:val=""/>
+      <w:lvlJc w:val="left"/>
+      <w:pPr>
+        <w:tabs>
+          <w:tab w:val="num" w:pos="5760"/>
+        </w:tabs>
+        <w:ind w:left="5760" w:hanging="360"/>
+      </w:pPr>
+      <w:rPr>
+        <w:rFonts w:ascii="Wingdings" w:hAnsi="Wingdings" w:hint="default"/>
+        <w:sz w:val="20"/>
+      </w:rPr>
+    </w:lvl>
+    <w:lvl w:ilvl="8" w:tentative="1">
+      <w:start w:val="1"/>
+      <w:numFmt w:val="bullet"/>
+      <w:lvlText w:val=""/>
+      <w:lvlJc w:val="left"/>
+      <w:pPr>
+        <w:tabs>
+          <w:tab w:val="num" w:pos="6480"/>
+        </w:tabs>
+        <w:ind w:left="6480" w:hanging="360"/>
+      </w:pPr>
+      <w:rPr>
+        <w:rFonts w:ascii="Wingdings" w:hAnsi="Wingdings" w:hint="default"/>
+        <w:sz w:val="20"/>
+      </w:rPr>
+    </w:lvl>
+  </w:abstractNum>
+  <w:abstractNum w:abstractNumId="12" w15:restartNumberingAfterBreak="0">
+    <w:nsid w:val="7E985965"/>
+    <w:multiLevelType w:val="multilevel"/>
+    <w:tmpl w:val="9B9E72D4"/>
+    <w:lvl w:ilvl="0">
+      <w:start w:val="1"/>
+      <w:numFmt w:val="bullet"/>
+      <w:lvlText w:val=""/>
+      <w:lvlJc w:val="left"/>
+      <w:pPr>
+        <w:tabs>
+          <w:tab w:val="num" w:pos="720"/>
+        </w:tabs>
+        <w:ind w:left="720" w:hanging="360"/>
+      </w:pPr>
+      <w:rPr>
+        <w:rFonts w:ascii="Symbol" w:hAnsi="Symbol" w:hint="default"/>
+        <w:sz w:val="20"/>
+      </w:rPr>
+    </w:lvl>
+    <w:lvl w:ilvl="1" w:tentative="1">
+      <w:start w:val="1"/>
+      <w:numFmt w:val="bullet"/>
+      <w:lvlText w:val="o"/>
+      <w:lvlJc w:val="left"/>
+      <w:pPr>
+        <w:tabs>
+          <w:tab w:val="num" w:pos="1440"/>
+        </w:tabs>
+        <w:ind w:left="1440" w:hanging="360"/>
+      </w:pPr>
+      <w:rPr>
+        <w:rFonts w:ascii="Courier New" w:hAnsi="Courier New" w:hint="default"/>
+        <w:sz w:val="20"/>
+      </w:rPr>
+    </w:lvl>
+    <w:lvl w:ilvl="2" w:tentative="1">
+      <w:start w:val="1"/>
+      <w:numFmt w:val="bullet"/>
+      <w:lvlText w:val=""/>
+      <w:lvlJc w:val="left"/>
+      <w:pPr>
+        <w:tabs>
+          <w:tab w:val="num" w:pos="2160"/>
+        </w:tabs>
+        <w:ind w:left="2160" w:hanging="360"/>
+      </w:pPr>
+      <w:rPr>
+        <w:rFonts w:ascii="Wingdings" w:hAnsi="Wingdings" w:hint="default"/>
+        <w:sz w:val="20"/>
+      </w:rPr>
+    </w:lvl>
+    <w:lvl w:ilvl="3" w:tentative="1">
+      <w:start w:val="1"/>
+      <w:numFmt w:val="bullet"/>
+      <w:lvlText w:val=""/>
+      <w:lvlJc w:val="left"/>
+      <w:pPr>
+        <w:tabs>
+          <w:tab w:val="num" w:pos="2880"/>
+        </w:tabs>
+        <w:ind w:left="2880" w:hanging="360"/>
+      </w:pPr>
+      <w:rPr>
+        <w:rFonts w:ascii="Wingdings" w:hAnsi="Wingdings" w:hint="default"/>
+        <w:sz w:val="20"/>
+      </w:rPr>
+    </w:lvl>
+    <w:lvl w:ilvl="4" w:tentative="1">
+      <w:start w:val="1"/>
+      <w:numFmt w:val="bullet"/>
+      <w:lvlText w:val=""/>
+      <w:lvlJc w:val="left"/>
+      <w:pPr>
+        <w:tabs>
+          <w:tab w:val="num" w:pos="3600"/>
+        </w:tabs>
+        <w:ind w:left="3600" w:hanging="360"/>
+      </w:pPr>
+      <w:rPr>
+        <w:rFonts w:ascii="Wingdings" w:hAnsi="Wingdings" w:hint="default"/>
+        <w:sz w:val="20"/>
+      </w:rPr>
+    </w:lvl>
+    <w:lvl w:ilvl="5" w:tentative="1">
+      <w:start w:val="1"/>
+      <w:numFmt w:val="bullet"/>
+      <w:lvlText w:val=""/>
+      <w:lvlJc w:val="left"/>
+      <w:pPr>
+        <w:tabs>
+          <w:tab w:val="num" w:pos="4320"/>
+        </w:tabs>
+        <w:ind w:left="4320" w:hanging="360"/>
+      </w:pPr>
+      <w:rPr>
+        <w:rFonts w:ascii="Wingdings" w:hAnsi="Wingdings" w:hint="default"/>
+        <w:sz w:val="20"/>
+      </w:rPr>
+    </w:lvl>
+    <w:lvl w:ilvl="6" w:tentative="1">
+      <w:start w:val="1"/>
+      <w:numFmt w:val="bullet"/>
+      <w:lvlText w:val=""/>
+      <w:lvlJc w:val="left"/>
+      <w:pPr>
+        <w:tabs>
+          <w:tab w:val="num" w:pos="5040"/>
+        </w:tabs>
+        <w:ind w:left="5040" w:hanging="360"/>
+      </w:pPr>
+      <w:rPr>
+        <w:rFonts w:ascii="Wingdings" w:hAnsi="Wingdings" w:hint="default"/>
+        <w:sz w:val="20"/>
+      </w:rPr>
+    </w:lvl>
+    <w:lvl w:ilvl="7" w:tentative="1">
+      <w:start w:val="1"/>
+      <w:numFmt w:val="bullet"/>
+      <w:lvlText w:val=""/>
+      <w:lvlJc w:val="left"/>
+      <w:pPr>
+        <w:tabs>
+          <w:tab w:val="num" w:pos="5760"/>
+        </w:tabs>
+        <w:ind w:left="5760" w:hanging="360"/>
+      </w:pPr>
+      <w:rPr>
+        <w:rFonts w:ascii="Wingdings" w:hAnsi="Wingdings" w:hint="default"/>
+        <w:sz w:val="20"/>
+      </w:rPr>
+    </w:lvl>
+    <w:lvl w:ilvl="8" w:tentative="1">
+      <w:start w:val="1"/>
+      <w:numFmt w:val="bullet"/>
+      <w:lvlText w:val=""/>
+      <w:lvlJc w:val="left"/>
+      <w:pPr>
+        <w:tabs>
+          <w:tab w:val="num" w:pos="6480"/>
+        </w:tabs>
+        <w:ind w:left="6480" w:hanging="360"/>
+      </w:pPr>
+      <w:rPr>
+        <w:rFonts w:ascii="Wingdings" w:hAnsi="Wingdings" w:hint="default"/>
+        <w:sz w:val="20"/>
+      </w:rPr>
+    </w:lvl>
+  </w:abstractNum>
   <w:num w:numId="1" w16cid:durableId="1158839771">
+    <w:abstractNumId w:val="6"/>
+  </w:num>
+  <w:num w:numId="2" w16cid:durableId="1421295495">
+    <w:abstractNumId w:val="12"/>
+  </w:num>
+  <w:num w:numId="3" w16cid:durableId="870848516">
+    <w:abstractNumId w:val="10"/>
+  </w:num>
+  <w:num w:numId="4" w16cid:durableId="140345258">
     <w:abstractNumId w:val="0"/>
+  </w:num>
+  <w:num w:numId="5" w16cid:durableId="1927612523">
+    <w:abstractNumId w:val="11"/>
+  </w:num>
+  <w:num w:numId="6" w16cid:durableId="1219240640">
+    <w:abstractNumId w:val="1"/>
+  </w:num>
+  <w:num w:numId="7" w16cid:durableId="260455106">
+    <w:abstractNumId w:val="8"/>
+  </w:num>
+  <w:num w:numId="8" w16cid:durableId="1228881132">
+    <w:abstractNumId w:val="7"/>
+  </w:num>
+  <w:num w:numId="9" w16cid:durableId="1114060467">
+    <w:abstractNumId w:val="9"/>
+  </w:num>
+  <w:num w:numId="10" w16cid:durableId="1724214308">
+    <w:abstractNumId w:val="3"/>
+  </w:num>
+  <w:num w:numId="11" w16cid:durableId="1344624329">
+    <w:abstractNumId w:val="2"/>
+  </w:num>
+  <w:num w:numId="12" w16cid:durableId="2010136033">
+    <w:abstractNumId w:val="5"/>
+  </w:num>
+  <w:num w:numId="13" w16cid:durableId="718670087">
+    <w:abstractNumId w:val="4"/>
   </w:num>
 </w:numbering>
 </file>
